--- a/manuscript/AIA_MPIR_manuscript.docx
+++ b/manuscript/AIA_MPIR_manuscript.docx
@@ -985,7 +985,7 @@
     </w:p>
     <w:p>
       <w:r>
-        <w:t>Prompting is the primary mechanism for steering LLM behavior, leveraging in-context learning to shape outputs without updating model parameters [7]. It has been described as a form of natural language programming [17], emphasizing scalability and efficiency. As a direct channel of user control, however, its effectiveness often depends on extensive trial and error, which has given rise to a wide range of heuristic techniques whose potential and limitations we review next.</w:t>
+        <w:t>Prompting is the primary mechanism for steering LLM behavior, leveraging in-context learning to shape outputs without updating model parameters [7]. It has been described as a form of natural language programming [11], emphasizing scalability and efficiency. As a direct channel of user control, however, its effectiveness often depends on extensive trial and error, which has given rise to a wide range of heuristic techniques whose potential and limitations we review next.</w:t>
       </w:r>
     </w:p>
     <w:p>
@@ -998,17 +998,17 @@
     </w:p>
     <w:p>
       <w:r>
-        <w:t>Manual prompt engineering improves LLM performance through deliberate prompt design without modifying model parameters. Zero-shot prompting relies solely on task instructions [10], while few-shot prompting introduces demonstrations that improve generalization and output consistency [18]; example formatting and label consistency further shape performance, underscoring the importance of prompt structure in activating latent model capabilities [19].</w:t>
+        <w:t>Manual prompt engineering improves LLM performance through deliberate prompt design without modifying model parameters. Zero-shot prompting relies solely on task instructions [10], while few-shot prompting introduces demonstrations that improve generalization and output consistency [17]; example formatting and label consistency further shape performance, underscoring the importance of prompt structure in activating latent model capabilities [18].</w:t>
       </w:r>
     </w:p>
     <w:p>
       <w:r>
-        <w:t>More advanced heuristics target reasoning structure and contextual alignment. Chain-of-thought (CoT) prompting improves multistep reasoning by decomposing problems into intermediate steps [8, 20], and coherent, relevant reasoning steps matter more than reasoning length alone [21, 22]. Role prompting introduces contextual identities, such as “Act as a math teacher,” to guide reasoning behavior and domain alignment [23, 9], although poorly aligned personas can degrade reasoning quality [24]. Step-back prompting further improves knowledge-intensive reasoning by encouraging the model to first abstract key principles before solving a task [25, 26].</w:t>
+        <w:t>More advanced heuristics target reasoning structure and contextual alignment. Chain-of-thought (CoT) prompting improves multistep reasoning by decomposing problems into intermediate steps [8, 19], and coherent, relevant reasoning steps matter more than reasoning length alone [20, 21]. Role prompting introduces contextual identities, such as “Act as a math teacher,” to guide reasoning behavior and domain alignment [22, 9], although poorly aligned personas can degrade reasoning quality [23]. Step-back prompting further improves knowledge-intensive reasoning by encouraging the model to first abstract key principles before solving a task [24, 25].</w:t>
       </w:r>
     </w:p>
     <w:p>
       <w:r>
-        <w:t>Prompt organization matters as well: because LLMs attend disproportionately to information placed near the beginning or end of a prompt [27, 28], strategically ordering instructions and constraints can improve reasoning accuracy and instruction-following. Collectively, these heuristics show that carefully designed instructions, reasoning structure, contextual framing, and exemplars can substantially improve LLM performance—but they remain labor-intensive, task-specific, and dependent on human expertise, which motivates automatic prompt optimization.</w:t>
+        <w:t>Prompt organization matters as well: because LLMs attend disproportionately to information placed near the beginning or end of a prompt [26, 27], strategically ordering instructions and constraints can improve reasoning accuracy and instruction-following. Collectively, these heuristics show that carefully designed instructions, reasoning structure, contextual framing, and exemplars can substantially improve LLM performance—but they remain labor-intensive, task-specific, and dependent on human expertise, which motivates automatic prompt optimization.</w:t>
       </w:r>
     </w:p>
     <w:p>
@@ -1021,12 +1021,12 @@
     </w:p>
     <w:p>
       <w:r>
-        <w:t>APO methods scale prompt refinement through iterative generation, evaluation, and selection [29]. Continuous approaches optimize embeddings but require access to model internals, whereas discrete approaches edit natural language directly and produce interpretable outputs [30]. Automatic Prompt Engineer (APE) uses an LLM to generate and refine instructions from input-output demonstrations [31]; ProTeGi mimics gradient descent with textual feedback to guide revisions [14]; EvoPrompt adapts evolutionary algorithms to mutate and recombine prompts [15]; and OPRO uses an LLM as a natural-language optimizer that iteratively generates and evaluates candidates conditioned on prior scores [32]. PromptWizard is a self-evolving, self-adapting framework that optimizes prompts through a feedback-driven critique and synthesis process [33].</w:t>
+        <w:t>APO methods scale prompt refinement through iterative generation, evaluation, and selection [28]. Continuous approaches optimize embeddings but require access to model internals, whereas discrete approaches edit natural language directly and produce interpretable outputs [29]. Automatic Prompt Engineer (APE) uses an LLM to generate and refine instructions from input-output demonstrations [30]; ProTeGi mimics gradient descent with textual feedback to guide revisions [14]; EvoPrompt adapts evolutionary algorithms to mutate and recombine prompts [15]; and OPRO uses an LLM as a natural-language optimizer that iteratively generates and evaluates candidates conditioned on prior scores [31]. PromptWizard is a self-evolving, self-adapting framework that optimizes prompts through a feedback-driven critique and synthesis process [32].</w:t>
       </w:r>
     </w:p>
     <w:p>
       <w:r>
-        <w:t>Related frameworks pursue complementary strategies. DSPy treats LM pipelines as text-transformation graphs, compiling declarative modules into effective prompting, fine-tuning, and reasoning strategies [34]. TextGrad performs automatic optimization by propagating natural-language feedback through a system, analogous to how PyTorch propagates gradients [35]. Self-Refine has an LLM iteratively critique and revise its own output, echoing how humans improve writing through successive drafts [36]. Reflexion lets an agent verbally reflect on its mistakes and store these reflections in memory to improve future decisions, rather than updating model weights [37]. Because these frameworks treat optimization largely as black-box search, their outputs can be less robust and transparent, and by prioritizing automation they risk neglecting the structured heuristics that make manual prompting effective.</w:t>
+        <w:t>Related frameworks pursue complementary strategies. DSPy treats LM pipelines as text-transformation graphs, compiling declarative modules into effective prompting, fine-tuning, and reasoning strategies [33]. TextGrad performs automatic optimization by propagating natural-language feedback through a system, analogous to how PyTorch propagates gradients [34]. Self-Refine has an LLM iteratively critique and revise its own output, echoing how humans improve writing through successive drafts [35]. Reflexion lets an agent verbally reflect on its mistakes and store these reflections in memory to improve future decisions, rather than updating model weights [36]. Because these frameworks treat optimization largely as black-box search, their outputs can be less robust and transparent, and by prioritizing automation they risk neglecting the structured heuristics that make manual prompting effective.</w:t>
       </w:r>
     </w:p>
     <w:p>
@@ -1039,12 +1039,12 @@
     </w:p>
     <w:p>
       <w:r>
-        <w:t>Meta-prompting guides an LLM to generate or refine prompts using performance feedback [30], and several studies combine manual heuristics with automatic optimization. PE2 formalizes refinement through step-by-step reasoning templates and structured analysis [38]; dual-phase strategies combine a meta-instruction-guided initialization phase with iterative sentence-level optimization to accelerate convergence on high-quality prompts [16]; and PROPEL integrates a large set of expert-derived prompting principles as priors to guide refinement [13]. PromptWizard itself adopts heuristic-driven strategies to initialize prompts and self-generated reasoning chains to construct few-shot examples [33].</w:t>
+        <w:t>Meta-prompting guides an LLM to generate or refine prompts using performance feedback [29], and several studies combine manual heuristics with automatic optimization. PE2 formalizes refinement through step-by-step reasoning templates and structured analysis [37]; dual-phase strategies combine a meta-instruction-guided initialization phase with iterative sentence-level optimization to accelerate convergence on high-quality prompts [16]; and PROPEL integrates a large set of expert-derived prompting principles as priors to guide refinement [13]. PromptWizard itself adopts heuristic-driven strategies to initialize prompts and self-generated reasoning chains to construct few-shot examples [32].</w:t>
       </w:r>
     </w:p>
     <w:p>
       <w:r>
-        <w:t>Important gaps remain, however. When heuristics are used at all, they are typically injected at initialization [16] or loosely during optimization [13] rather than treated as an independent stage, so their contribution is difficult to attribute to measurable gains. Current approaches also rarely address LLMs' sensitivity to subtle phrasing differences [6], so reported improvements may not consistently transfer to task outcomes. Meta-prompting thus expands automation but still lacks a structured integration of heuristic knowledge.</w:t>
+        <w:t>Important gaps remain, however. When heuristics are used at all, they are typically injected at initialization [16] or loosely during optimization [13] rather than treated as an independent stage, so their contribution is difficult to attribute to measurable gains. Current approaches also rarely address LLMs' sensitivity to subtle phrasing differences [6], so reported improvements may not consistently transfer to task outcomes. Meta-prompting thus expands automation but still lacks a structured integration of heuristic knowledge. MPIR differs from its two closest relatives in this respect. PE2 is itself a complete, self-contained optimizer that formalizes one evaluation-refinement loop; it does not layer onto an already-optimized prompt from another APO system, nor does it select among candidates using a held-out validation score. PROPEL instead bakes a large set of expert-derived principles into a single refinement pass as implicit priors, rather than scoring a prompt against each principle explicitly and iterating multiple evaluation-refinement-validation cycles until an empirically best candidate is found. MPIR's contribution is precisely this combination—an explicit, criterion-by-criterion rubric, applied as a separate stage on top of an existing APO output, with iterative empirical validation deciding which candidate survives—rather than any single component in isolation.</w:t>
       </w:r>
     </w:p>
     <w:p>
@@ -1067,7 +1067,7 @@
     </w:p>
     <w:p>
       <w:r>
-        <w:t>These three stages echo concepts that appear under different names elsewhere in the prompt-optimization literature: evaluation relates to the critique-based, feedback-driven assessment used in frameworks such as ProTeGi and PromptWizard [14, 33]; refinement aligns with the revision and self-improvement strategies common to meta-prompting [33, 38]; and validation relates to the empirical, performance-based candidate selection used across APO frameworks [31, 32, 33]. By organizing these components into one rubric-driven cycle, MPIR provides a more structured integration of heuristic-guided prompt refinement than prior work.</w:t>
+        <w:t>These three stages echo concepts that appear under different names elsewhere in the prompt-optimization literature: evaluation relates to the critique-based, feedback-driven assessment used in frameworks such as ProTeGi and PromptWizard [14, 32]; refinement aligns with the revision and self-improvement strategies common to meta-prompting [32, 37]; and validation relates to the empirical, performance-based candidate selection used across APO frameworks [30, 31, 32]. By organizing these components into one rubric-driven cycle, MPIR provides a more structured integration of heuristic-guided prompt refinement than prior work.</w:t>
       </w:r>
     </w:p>
     <w:p>
@@ -1335,7 +1335,7 @@
     </w:p>
     <w:p>
       <w:r>
-        <w:t>The rubric combines insights from academic research, industry practice, and iterative experimentation. Research provides a diverse catalog of prompting strategies [39, 40], while industry contributes large-scale validation from deployed systems and user bases [41, 42, 43, 44]; iterative testing then refined these insights into a form that generalizes across tasks. The resulting seven criteria are intentionally ordered as a coherent progression—from role framing and conceptual grounding, through structured reasoning and exemplification, to task closure—turning heuristics into a systematic framework for improving prompt quality:</w:t>
+        <w:t>The rubric combines insights from academic research, industry practice, and iterative experimentation. Research provides a diverse catalog of prompting strategies [38, 39], while industry contributes large-scale validation from deployed systems and user bases [40, 41, 42, 43]; iterative testing then refined these insights into a form that generalizes across tasks. The resulting seven criteria are intentionally ordered as a coherent progression—from role framing and conceptual grounding, through structured reasoning and exemplification, to task closure—turning heuristics into a systematic framework for improving prompt quality:</w:t>
       </w:r>
     </w:p>
     <w:p>
@@ -1438,7 +1438,7 @@
     </w:p>
     <w:p>
       <w:r>
-        <w:t>Each criterion is grounded in an established prompting technique: Role Prompting in contextual role assignment [23, 9]; Step-Back Reasoning in evidence that abstracting key principles improves reasoning [25, 26]; Guided Chain-of-Thought in structured intermediate reasoning for complex tasks [8, 20]; and Output Format with Examples and Worked Reasoning in Examples in few-shot and demonstration-based learning [18, 19]. The Conclusion criterion follows from evidence of positional bias in LLMs, whereby information near the start or end of a prompt receives more attention [27, 28]. Consolidating these techniques operationalizes established manual heuristics into a systematic rubric that the next section applies to APO-generated prompts.</w:t>
+        <w:t>Each criterion is grounded in an established prompting technique: Role Prompting in contextual role assignment [22, 9]; Step-Back Reasoning in evidence that abstracting key principles improves reasoning [24, 25]; Guided Chain-of-Thought in structured intermediate reasoning for complex tasks [8, 19]; and Output Format with Examples and Worked Reasoning in Examples in few-shot and demonstration-based learning [17, 18]. The Conclusion criterion follows from evidence of positional bias in LLMs, whereby information near the start or end of a prompt receives more attention [26, 27]. Consolidating these techniques operationalizes established manual heuristics into a systematic rubric that the next section applies to APO-generated prompts.</w:t>
       </w:r>
     </w:p>
     <w:p>
@@ -1850,7 +1850,7 @@
     </w:p>
     <w:p>
       <w:r>
-        <w:t>This paper uses Big-Bench Hard (BBH) as the evaluation benchmark [45]. BBH comprises 23 tasks (27 subtasks) spanning algorithmic and multistep arithmetic reasoning, natural language understanding, world knowledge, and multilingual reasoning, with about 6,511 examples in total (roughly 250 per task). Its tasks are instruction-following in nature and were selected specifically for their difficulty, making BBH well suited for measuring gains from prompt optimization.</w:t>
+        <w:t>This paper uses Big-Bench Hard (BBH) as the evaluation benchmark [44]. BBH comprises 23 tasks (27 subtasks) spanning algorithmic and multistep arithmetic reasoning, natural language understanding, world knowledge, and multilingual reasoning, with about 6,511 examples in total (roughly 250 per task). Its tasks are instruction-following in nature and were selected specifically for their difficulty, making BBH well suited for measuring gains from prompt optimization.</w:t>
       </w:r>
     </w:p>
     <w:p>
@@ -1911,7 +1911,7 @@
         <w:jc w:val="center"/>
       </w:pPr>
       <w:r>
-        <w:t>Stage 1: workflow of the PromptWizard base APO, adapted from [33]. It performs iterative refinement of prompt instructions, diverse example selection, sequential optimization, and self-generated reasoning and validation to produce an optimized prompt with few-shot examples and reasoning chains.</w:t>
+        <w:t>Stage 1: workflow of the PromptWizard base APO, adapted from [32]. It performs iterative refinement of prompt instructions, diverse example selection, sequential optimization, and self-generated reasoning and validation to produce an optimized prompt with few-shot examples and reasoning chains.</w:t>
       </w:r>
     </w:p>
     <w:p>
@@ -1972,7 +1972,7 @@
     </w:p>
     <w:p>
       <w:r>
-        <w:t>PromptWizard is adopted as the base APO because it achieves strong performance across diverse benchmarks while remaining cost- and time-efficient [33]. It is primarily an APO framework —its core objective is iterative, automated prompt refinement and validation—but it also incorporates meta-prompting and heuristic-guided elements through self-generated reasoning chains, critique-based refinement, and heuristic-inspired prompt construction. Its modular design lets MPIR be layered on top without altering the underlying optimization process. Our implementation omits the synthesis components of the original framework [33], since BBH's difficulty prevents the LLM from reliably generating them (for example, it often fails to produce a coherent expert persona). Algorithm 2 details the resulting procedure.</w:t>
+        <w:t>PromptWizard is adopted as the base APO because it achieves strong performance across diverse benchmarks while remaining cost- and time-efficient [32]. It is primarily an APO framework —its core objective is iterative, automated prompt refinement and validation—but it also incorporates meta-prompting and heuristic-guided elements through self-generated reasoning chains, critique-based refinement, and heuristic-inspired prompt construction. Its modular design lets MPIR be layered on top without altering the underlying optimization process. Our implementation omits the synthesis components of the original framework [32], since BBH's difficulty prevents the LLM from reliably generating them (for example, it often fails to produce a coherent expert persona). Algorithm 2 details the resulting procedure.</w:t>
       </w:r>
     </w:p>
     <w:p>
@@ -1991,7 +1991,7 @@
         <w:pStyle w:val="291"/>
       </w:pPr>
       <w:r>
-        <w:t>Algorithm 2. PromptWizard Algorithm (adapted from [33])</w:t>
+        <w:t>Algorithm 2. PromptWizard Algorithm (adapted from [32])</w:t>
       </w:r>
     </w:p>
     <w:p>
@@ -2167,7 +2167,7 @@
     </w:p>
     <w:p>
       <w:r>
-        <w:t>To further evaluate generalization, MPIR is also applied to APE [31] and ProTeGi [14]. Since neither method generates few-shot reasoning examples the way PromptWizard does, both use the same three chain-of-thought exemplars written by the BBH benchmark authors [46]; the resulting prompts are refined with MPIR and evaluated under identical conditions.</w:t>
+        <w:t>To further evaluate generalization, MPIR is also applied to APE [30] and ProTeGi [14]. Since neither method generates few-shot reasoning examples the way PromptWizard does, both use the same three chain-of-thought exemplars written by the BBH benchmark authors [45]; the resulting prompts are refined with MPIR and evaluated under identical conditions.</w:t>
       </w:r>
     </w:p>
     <w:p>
@@ -2189,7 +2189,7 @@
         <w:t xml:space="preserve">Manual prompting (zero-shot CoT). </w:t>
       </w:r>
       <w:r>
-        <w:t>A manual reference point using only the task description plus “Let's think step by step” [20].</w:t>
+        <w:t>A manual reference point using only the task description plus “Let's think step by step” [19].</w:t>
       </w:r>
     </w:p>
     <w:p>
@@ -2203,7 +2203,7 @@
         <w:t xml:space="preserve">Expert-crafted prompting (few-shot CoT). </w:t>
       </w:r>
       <w:r>
-        <w:t>An expert-augmented ceiling using the task description, “Let's think step by step,” and three chain-of-thought exemplars written by the BBH benchmark authors [45]; unlike MPIR, this approach is not scalable and requires substantial human effort.</w:t>
+        <w:t>An expert-augmented ceiling using the task description, “Let's think step by step,” and three chain-of-thought exemplars written by the BBH benchmark authors [44]; unlike MPIR, this approach is not scalable and requires substantial human effort.</w:t>
       </w:r>
     </w:p>
     <w:p>
@@ -2229,12 +2229,12 @@
     </w:p>
     <w:p>
       <w:r>
-        <w:t>GPT-3.5-turbo [47] serves as the target model for all benchmark tasks, both as the backbone of the PromptWizard baseline and for MPIR's validation stage, ensuring a consistent evaluation environment. MPIR's meta-prompting stages—evaluation and refinement—use the more capable GPT-4o [48] to provide expert-level feedback.</w:t>
+        <w:t>GPT-3.5-turbo [46] serves as the target model for all benchmark tasks, both as the backbone of the PromptWizard baseline and for MPIR's validation stage, ensuring a consistent evaluation environment. MPIR's meta-prompting stages—evaluation and refinement—use the more capable GPT-4o [47] to provide expert-level feedback.</w:t>
       </w:r>
     </w:p>
     <w:p>
       <w:r>
-        <w:t>PromptWizard randomly selects 25 training examples for prompt optimization and in-context example construction, with the remainder reserved for testing; MPIR uses the same 25 examples during validation to keep the comparison fair, with the remaining data again serving as the test set. Refinement runs for 7 rounds, balancing improvement opportunity against computational cost. All models are accessed via API with temperature fixed at 0. Full PromptWizard hyperparameters are reported in Table 6 to support reproducibility. The implementation of MPIR is publicly available at https://github.com/millennials92/meta_prompted_instruction_refinement.</w:t>
+        <w:t>PromptWizard randomly selects 25 training examples for prompt optimization and in-context example construction, with the remainder reserved for testing; MPIR uses the same 25 examples during validation to keep the comparison fair, with the remaining data again serving as the test set. Refinement runs for 7 rounds, balancing improvement opportunity against computational cost: each round issues 2 meta-prompting calls (evaluation and refinement, on GPT-4o) plus one validation call per held-out example (on GPT-3.5-turbo), so MPIR adds on the order of 200 additional API calls per task on top of the underlying APO method's own optimization cost—a real overhead that should be weighed against its per-task accuracy gains in latency- or cost-sensitive deployments. All models are accessed via API with temperature fixed at 0. Full PromptWizard hyperparameters are reported in Table 1 to support reproducibility. The implementation of MPIR is publicly available at https://github.com/millennials92/meta_prompted_instruction_refinement.</w:t>
       </w:r>
     </w:p>
     <w:p>
@@ -2253,7 +2253,7 @@
         <w:pStyle w:val="238"/>
       </w:pPr>
       <w:r>
-        <w:t>Table 6. Hyperparameter settings of PromptWizard.</w:t>
+        <w:t>Table 1. Hyperparameter settings of PromptWizard.</w:t>
       </w:r>
     </w:p>
     <w:tbl>
@@ -2770,7 +2770,7 @@
     </w:p>
     <w:p>
       <w:r>
-        <w:t>Table 1 reports accuracy on the full test sets of the 23 BBH tasks (Section 4.1).</w:t>
+        <w:t>Table 2 reports accuracy on the full test sets of the 23 BBH tasks (Section 4.1).</w:t>
       </w:r>
     </w:p>
     <w:p>
@@ -2789,7 +2789,7 @@
         <w:pStyle w:val="238"/>
       </w:pPr>
       <w:r>
-        <w:t>Table 1. Accuracy (%) across 23 BBH tasks.</w:t>
+        <w:t>Table 2. Accuracy (%) across 23 BBH tasks.</w:t>
       </w:r>
     </w:p>
     <w:tbl>
@@ -3171,7 +3171,7 @@
                 <w:b w:val="0"/>
                 <w:sz w:val="17"/>
               </w:rPr>
-              <w:t>causal_judgment</w:t>
+              <w:t>causal_judgement</w:t>
             </w:r>
           </w:p>
         </w:tc>
@@ -5721,7 +5721,7 @@
     </w:p>
     <w:p>
       <w:r>
-        <w:t>Table 2 summarizes accuracy before and after MPIR refinement across two further APO methods, Iterative APE and ProTeGi, on the average over all 23 tasks and on the tasks that best illustrate the pattern of gains and regressions; full per-task results for all three APO methods are provided in the project repository (Section 4.5).</w:t>
+        <w:t>Table 3 summarizes accuracy before and after MPIR refinement across two further APO methods, Iterative APE and ProTeGi. To keep the paper within its page limit, we report the average over all 23 tasks together with the two tasks where MPIR moves accuracy in the same direction under all three methods most strongly—hyperbaton and ruin_names (consistently positive)—and the two where it moves in the same direction most strongly the other way—geometric_shapes and tracking_shuffled_objects (consistently negative); full per-task results for all three APO methods are provided in the project repository (Section 4.5).</w:t>
       </w:r>
     </w:p>
     <w:p>
@@ -5740,7 +5740,7 @@
         <w:pStyle w:val="238"/>
       </w:pPr>
       <w:r>
-        <w:t>Table 2. Accuracy (%) before and after MPIR refinement, for three APO methods (average over all 23 BBH tasks, plus representative tasks).</w:t>
+        <w:t>Table 3. Accuracy (%) before and after MPIR refinement, for three APO methods (average over all 23 BBH tasks, plus the tasks with the most consistent gains and regressions across all three methods).</w:t>
       </w:r>
     </w:p>
     <w:tbl>
@@ -6045,7 +6045,7 @@
                 <w:b w:val="0"/>
                 <w:sz w:val="17"/>
               </w:rPr>
-              <w:t>temporal_sequences</w:t>
+              <w:t>ruin_names</w:t>
             </w:r>
           </w:p>
         </w:tc>
@@ -6064,7 +6064,7 @@
                 <w:b w:val="0"/>
                 <w:sz w:val="17"/>
               </w:rPr>
-              <w:t>26.67</w:t>
+              <w:t>58.67</w:t>
             </w:r>
           </w:p>
         </w:tc>
@@ -6083,7 +6083,7 @@
                 <w:b w:val="0"/>
                 <w:sz w:val="17"/>
               </w:rPr>
-              <w:t>84.00</w:t>
+              <w:t>58.67</w:t>
             </w:r>
           </w:p>
         </w:tc>
@@ -6102,7 +6102,7 @@
                 <w:b w:val="0"/>
                 <w:sz w:val="17"/>
               </w:rPr>
-              <w:t>44.4</w:t>
+              <w:t>66.2</w:t>
             </w:r>
           </w:p>
         </w:tc>
@@ -6121,7 +6121,7 @@
                 <w:b w:val="0"/>
                 <w:sz w:val="17"/>
               </w:rPr>
-              <w:t>86.67</w:t>
+              <w:t>68.44</w:t>
             </w:r>
           </w:p>
         </w:tc>
@@ -6140,7 +6140,7 @@
                 <w:b w:val="0"/>
                 <w:sz w:val="17"/>
               </w:rPr>
-              <w:t>86.22</w:t>
+              <w:t>77.78</w:t>
             </w:r>
           </w:p>
         </w:tc>
@@ -6159,142 +6159,7 @@
                 <w:b w:val="0"/>
                 <w:sz w:val="17"/>
               </w:rPr>
-              <w:t>38.2</w:t>
-            </w:r>
-          </w:p>
-        </w:tc>
-      </w:tr>
-      <w:tr>
-        <w:tc>
-          <w:tcPr>
-            <w:tcW w:type="dxa" w:w="1337"/>
-          </w:tcPr>
-          <w:p>
-            <w:pPr>
-              <w:jc w:val="left"/>
-            </w:pPr>
-            <w:r/>
-            <w:r>
-              <w:rPr>
-                <w:rFonts w:ascii="Times New Roman" w:hAnsi="Times New Roman"/>
-                <w:b w:val="0"/>
-                <w:sz w:val="17"/>
-              </w:rPr>
-              <w:t>dyck_languages</w:t>
-            </w:r>
-          </w:p>
-        </w:tc>
-        <w:tc>
-          <w:tcPr>
-            <w:tcW w:type="dxa" w:w="1337"/>
-          </w:tcPr>
-          <w:p>
-            <w:pPr>
-              <w:jc w:val="center"/>
-            </w:pPr>
-            <w:r/>
-            <w:r>
-              <w:rPr>
-                <w:rFonts w:ascii="Times New Roman" w:hAnsi="Times New Roman"/>
-                <w:b w:val="0"/>
-                <w:sz w:val="17"/>
-              </w:rPr>
-              <w:t>24.44</w:t>
-            </w:r>
-          </w:p>
-        </w:tc>
-        <w:tc>
-          <w:tcPr>
-            <w:tcW w:type="dxa" w:w="1337"/>
-          </w:tcPr>
-          <w:p>
-            <w:pPr>
-              <w:jc w:val="center"/>
-            </w:pPr>
-            <w:r/>
-            <w:r>
-              <w:rPr>
-                <w:rFonts w:ascii="Times New Roman" w:hAnsi="Times New Roman"/>
-                <w:b w:val="0"/>
-                <w:sz w:val="17"/>
-              </w:rPr>
-              <w:t>20.89</w:t>
-            </w:r>
-          </w:p>
-        </w:tc>
-        <w:tc>
-          <w:tcPr>
-            <w:tcW w:type="dxa" w:w="1337"/>
-          </w:tcPr>
-          <w:p>
-            <w:pPr>
-              <w:jc w:val="center"/>
-            </w:pPr>
-            <w:r/>
-            <w:r>
-              <w:rPr>
-                <w:rFonts w:ascii="Times New Roman" w:hAnsi="Times New Roman"/>
-                <w:b w:val="0"/>
-                <w:sz w:val="17"/>
-              </w:rPr>
-              <w:t>14.2</w:t>
-            </w:r>
-          </w:p>
-        </w:tc>
-        <w:tc>
-          <w:tcPr>
-            <w:tcW w:type="dxa" w:w="1337"/>
-          </w:tcPr>
-          <w:p>
-            <w:pPr>
-              <w:jc w:val="center"/>
-            </w:pPr>
-            <w:r/>
-            <w:r>
-              <w:rPr>
-                <w:rFonts w:ascii="Times New Roman" w:hAnsi="Times New Roman"/>
-                <w:b w:val="0"/>
-                <w:sz w:val="17"/>
-              </w:rPr>
-              <w:t>34.22</w:t>
-            </w:r>
-          </w:p>
-        </w:tc>
-        <w:tc>
-          <w:tcPr>
-            <w:tcW w:type="dxa" w:w="1337"/>
-          </w:tcPr>
-          <w:p>
-            <w:pPr>
-              <w:jc w:val="center"/>
-            </w:pPr>
-            <w:r/>
-            <w:r>
-              <w:rPr>
-                <w:rFonts w:ascii="Times New Roman" w:hAnsi="Times New Roman"/>
-                <w:b w:val="0"/>
-                <w:sz w:val="17"/>
-              </w:rPr>
-              <w:t>32.44</w:t>
-            </w:r>
-          </w:p>
-        </w:tc>
-        <w:tc>
-          <w:tcPr>
-            <w:tcW w:type="dxa" w:w="1337"/>
-          </w:tcPr>
-          <w:p>
-            <w:pPr>
-              <w:jc w:val="center"/>
-            </w:pPr>
-            <w:r/>
-            <w:r>
-              <w:rPr>
-                <w:rFonts w:ascii="Times New Roman" w:hAnsi="Times New Roman"/>
-                <w:b w:val="0"/>
-                <w:sz w:val="17"/>
-              </w:rPr>
-              <w:t>12.9</w:t>
+              <w:t>72.0</w:t>
             </w:r>
           </w:p>
         </w:tc>
@@ -6809,7 +6674,7 @@
     </w:p>
     <w:p>
       <w:r>
-        <w:t>Table 1 shows that MPIR generally improves on PromptWizard by systematically integrating manual prompting heuristics: MPIR reaches an average accuracy of 64.37%, versus 62.39% for PromptWizard, an average improvement of 1.97 percentage points. A bootstrap resampling analysis across BBH tasks (10,000 iterations) gives a 95% confidence interval of [−0.46, 4.70] for this improvement; although the interval includes zero, the overall trend is positive, with MPIR outperforming PromptWizard on 16 of 23 tasks. The free rewrite baseline reaches only 57.15% on average—well below both PromptWizard and MPIR—indicating that MPIR's gains stem from its structured seven-criteria rubric rather than simply from GPT-4o's general rewriting ability.</w:t>
+        <w:t>Table 2 shows a directionally positive but not statistically significant improvement over PromptWizard: MPIR reaches an average accuracy of 64.37%, versus 62.39% for PromptWizard, a difference of 1.97 percentage points. A bootstrap resampling analysis across BBH tasks (10,000 iterations) gives a 95% confidence interval of [−0.46, 4.70] for this difference; because the interval includes zero, this task-level average improvement cannot be considered statistically significant at conventional thresholds, and we report it as such rather than as an established effect. The more robust evidence for MPIR comes from its consistency across individual tasks—it outperforms PromptWizard on 16 of 23 tasks, with several gains of 10-20 points—and from the free rewrite baseline, which reaches only 57.15% on average, well below both PromptWizard and MPIR. Together, these results indicate that MPIR's per-task gains are attributable to its structured seven-criteria rubric rather than simply to GPT-4o's general rewriting ability, even though the pooled average improvement should be read as a promising trend rather than a confirmed effect; Section 6 revisits this as a limitation.</w:t>
       </w:r>
     </w:p>
     <w:p>
@@ -6822,7 +6687,7 @@
     </w:p>
     <w:p>
       <w:r>
-        <w:t>Table 2 shows that MPIR consistently improves average accuracy across APO frameworks: Iterative APE from 70.16% to 74.02%, ProTeGi from 72.81% to 74.26%, and PromptWizard from 62.39% to 64.37%. Although the magnitude of improvement varies across methods and tasks, the consistently positive trend supports MPIR functioning as a refinement layer across different APO frameworks rather than one tailored to PromptWizard-specific prompt structures.</w:t>
+        <w:t>Table 3 shows that MPIR consistently improves average accuracy across APO frameworks: Iterative APE from 70.16% to 74.02%, ProTeGi from 72.81% to 74.26%, and PromptWizard from 62.39% to 64.37%. Although the magnitude of improvement varies across methods and tasks, the consistently positive trend supports MPIR functioning as a refinement layer across different APO frameworks rather than one tailored to PromptWizard-specific prompt structures.</w:t>
       </w:r>
     </w:p>
     <w:p>
@@ -6835,7 +6700,7 @@
     </w:p>
     <w:p>
       <w:r>
-        <w:t>To test MPIR under a different model family, we repeated the experiment with Gemini 3.5 Flash-Lite [49] as both the target model and the meta-prompting model (Table 3). The baseline already achieves a high average accuracy of 92%, leaving limited room for improvement, and MPIR maintains the same rounded average after refinement. The most noticeable gains occur where baseline accuracy was around 70%: causal_judgement improves from 70% to 75%, disambiguation_qa from 77% to 80%, and dyck_languages from 72% to 75%. Tasks already near-perfect before refinement, such as sports_understanding and multistep_arithmetic_two, show little room for further gains and occasionally a slight decline—suggesting MPIR is most effective when the baseline prompt still has meaningful reasoning weaknesses to correct.</w:t>
+        <w:t>To test MPIR under a different model family, we repeated the experiment with Gemini 3.5 Flash-Lite [48] as both the target model and the meta-prompting model (Table 4). The baseline already achieves a high average accuracy of 92%, leaving limited room for improvement, and MPIR maintains the same rounded average after refinement. The most noticeable gains occur where baseline accuracy was around 70%: causal_judgement improves from 70% to 75%, disambiguation_qa from 77% to 80%, and dyck_languages from 72% to 75%. Tasks already near-perfect before refinement, such as sports_understanding and multistep_arithmetic_two, show little room for further gains and occasionally a slight decline—suggesting MPIR is most effective when the baseline prompt still has meaningful reasoning weaknesses to correct.</w:t>
       </w:r>
     </w:p>
     <w:p>
@@ -6843,7 +6708,7 @@
         <w:pStyle w:val="238"/>
       </w:pPr>
       <w:r>
-        <w:t>Table 3. Cross-model evaluation of MPIR on Gemini 3.5 Flash-Lite (average over all 23 BBH tasks, plus the tasks with the largest movement); full per-task results are in the project repository.</w:t>
+        <w:t>Table 4. Cross-model evaluation of MPIR on Gemini 3.5 Flash-Lite (average over all 23 BBH tasks, plus the tasks with the largest movement); full per-task results are in the project repository.</w:t>
       </w:r>
     </w:p>
     <w:tbl>
@@ -7421,7 +7286,7 @@
     </w:p>
     <w:p>
       <w:r>
-        <w:t>Across Tables 1-3, MPIR's strongest and most consistent gains occur on tasks governed by explicit structural or rule-based reasoning—hyperbaton, object_counting, boolean_expression, and temporal_sequences all improve repeatedly across APO frameworks and model families (e.g., hyperbaton rises from 62.2% to 84.0% under PromptWizard). This is consistent with prior evidence that CoT prompting helps models decompose complex problems into intermediate steps [8] and that step-back reasoning helps LLMs derive first principles before solving a task [25]. MPIR is comparatively less effective on tasks requiring precise symbolic manipulation, spatial abstraction, or extended sequential reasoning—geometric_shapes, tracking_shuffled_objects, and logical_deduction show smaller, less stable gains or occasional regressions (e.g., geometric_shapes falls from 57.8% to 49.3% under PromptWizard). This pattern matches prior findings that coherent, relevant reasoning steps matter more than reasoning length [22], and that LLMs remain highly sensitive to subtle prompt-phrasing changes [6], which can disrupt the precise consistency these tasks demand.</w:t>
+        <w:t>Across Tables 2-4, MPIR's strongest and most consistent gains occur on tasks governed by explicit structural or rule-based reasoning—hyperbaton, object_counting, boolean_expression, and temporal_sequences all improve repeatedly across APO frameworks and model families (e.g., hyperbaton rises from 62.2% to 84.0% under PromptWizard). This is consistent with prior evidence that CoT prompting helps models decompose complex problems into intermediate steps [8] and that step-back reasoning helps LLMs derive first principles before solving a task [24]. MPIR is comparatively less effective on tasks requiring precise symbolic manipulation, spatial abstraction, or extended sequential reasoning—geometric_shapes, tracking_shuffled_objects, and logical_deduction show smaller, less stable gains or occasional regressions (e.g., geometric_shapes falls from 57.8% to 49.3% under PromptWizard). This pattern matches prior findings that coherent, relevant reasoning steps matter more than reasoning length [21], and that LLMs remain highly sensitive to subtle prompt-phrasing changes [6], which can disrupt the precise consistency these tasks demand.</w:t>
       </w:r>
     </w:p>
     <w:p>
@@ -7434,7 +7299,7 @@
     </w:p>
     <w:p>
       <w:r>
-        <w:t>Despite strong gains over automated baselines, MPIR still falls short of expert-crafted prompting on average (64.4% versus 69.5%). The gap concentrates in a small set of tasks—navigate, reasoning_about_colored_objects, web_of_lies, and multistep_arithmetic_two (Table 4)—where expert examples provide richer reasoning traces and more explicit state tracking. Because MPIR's examples are inherited from the PromptWizard baseline rather than newly generated, they reflect the same limitations present in PromptWizard's own outputs: MPIR's refinements are structurally consistent but tend to oversimplify example reasoning relative to expert-written traces.</w:t>
+        <w:t>Despite strong gains over automated baselines, MPIR still falls short of expert-crafted prompting on average (64.4% versus 69.5%). The gap concentrates in a small set of tasks—navigate, reasoning_about_colored_objects, web_of_lies, and multistep_arithmetic_two (Table 5)—where expert examples provide richer reasoning traces and more explicit state tracking. Because MPIR's examples are inherited from the PromptWizard baseline rather than newly generated, they reflect the same limitations present in PromptWizard's own outputs: MPIR's refinements are structurally consistent but tend to oversimplify example reasoning relative to expert-written traces.</w:t>
       </w:r>
     </w:p>
     <w:p>
@@ -7442,7 +7307,7 @@
         <w:pStyle w:val="238"/>
       </w:pPr>
       <w:r>
-        <w:t>Table 4. Tasks where MPIR underperforms expert-crafted prompting.</w:t>
+        <w:t>Table 5. Tasks where MPIR underperforms expert-crafted prompting.</w:t>
       </w:r>
     </w:p>
     <w:tbl>
@@ -7771,7 +7636,7 @@
     </w:p>
     <w:p>
       <w:r>
-        <w:t>To assess each rubric criterion's contribution, we ran an ablation on five representative BBH tasks, removing one criterion at a time (Table 5). Removing any single criterion reduces average accuracy from the full rubric's 80.0% to between 66.0% and 75.0%, so every criterion plays a meaningful role, though to different degrees. Four criteria prove particularly critical—Instruction &amp; Separation (C4), Role Prompting (C1), Guided Chain of Thought (C3), and Step Back (C2)—each reducing average accuracy by over 11 points when removed, underscoring their role in structuring reasoning and reducing ambiguity. Removing Worked Reasoning in Examples (C6) produces a moderate but consistent drop, suggesting that step-by-step demonstrations reinforce structured reasoning patterns, whereas removing Output Format Specification (C5) or Conclusion (C7) causes only minor drops, indicating these criteria mainly enhance clarity rather than drive task accuracy. Overall, heuristics that organize reasoning and contextual framing appear to contribute most to refinement performance on these benchmark tasks.</w:t>
+        <w:t>To assess each rubric criterion's contribution, we ran an ablation on five representative BBH tasks, removing one criterion at a time (Table 6). Removing any single criterion reduces average accuracy from the full rubric's 80.0% to between 66.0% and 75.0%, so every criterion plays a meaningful role, though to different degrees. Four criteria prove particularly critical—Instruction &amp; Separation (C4), Role Prompting (C1), Guided Chain of Thought (C3), and Step Back (C2)—each reducing average accuracy by over 11 points when removed, underscoring their role in structuring reasoning and reducing ambiguity. Removing Worked Reasoning in Examples (C6) produces a moderate but consistent drop, suggesting that step-by-step demonstrations reinforce structured reasoning patterns, whereas removing Output Format Specification (C5) or Conclusion (C7) causes only minor drops, indicating these criteria mainly enhance clarity rather than drive task accuracy. Overall, heuristics that organize reasoning and contextual framing appear to contribute most to refinement performance on these benchmark tasks.</w:t>
       </w:r>
     </w:p>
     <w:p>
@@ -7790,7 +7655,7 @@
         <w:pStyle w:val="238"/>
       </w:pPr>
       <w:r>
-        <w:t>Table 5. Effect of removing individual rubric criteria across five BBH tasks (accuracy, %). C1=Role Prompting, C2=Step Back, C3=Guided CoT, C4=Instruction &amp; Separation, C5=Output Format, C6=Worked Reasoning, C7=Conclusion.</w:t>
+        <w:t>Table 6. Effect of removing individual rubric criteria across five BBH tasks (accuracy, %). C1=Role Prompting, C2=Step Back, C3=Guided CoT, C4=Instruction &amp; Separation, C5=Output Format, C6=Worked Reasoning, C7=Conclusion.</w:t>
       </w:r>
     </w:p>
     <w:tbl>
@@ -9044,7 +8909,7 @@
     </w:p>
     <w:p>
       <w:r>
-        <w:t>To test whether the rubric's specificity matters, we compared the full seven-criteria rubric against a generic rubric using broad criteria such as clarity, structure, and effectiveness, on the same five tasks, holding refinement and validation fixed (Table 6). The full rubric outperforms the generic one on four of five tasks, with average accuracy dropping from 79.9% to 72.2% under the generic rubric—an 8-point gap confirming that the seven-criteria rubric's specificity, not just the act of evaluation and refinement, drives MPIR's effectiveness. The heuristic rubric enforces step-by-step reasoning, context separation, and structured outputs, whereas the generic rubric's vaguer feedback often fails to correct task-specific weaknesses.</w:t>
+        <w:t>To test whether the rubric's specificity matters, we compared the full seven-criteria rubric against a generic rubric using broad criteria such as clarity, structure, and effectiveness, on the same five tasks, holding refinement and validation fixed (Table 7). The full rubric outperforms the generic one on four of five tasks, with average accuracy dropping from 79.9% to 72.2% under the generic rubric—an 8-point gap confirming that the seven-criteria rubric's specificity, not just the act of evaluation and refinement, drives MPIR's effectiveness. The heuristic rubric enforces step-by-step reasoning, context separation, and structured outputs, whereas the generic rubric's vaguer feedback often fails to correct task-specific weaknesses.</w:t>
       </w:r>
     </w:p>
     <w:p>
@@ -9057,26 +8922,15 @@
     </w:p>
     <w:p>
       <w:r>
-        <w:t>Finally, we tested whether the validation stage itself is necessary by comparing the full framework (seven evaluation-refinement-validation cycles) against a validation-ablated variant that selects a prompt after a single evaluation-refinement cycle with no empirical testing, again on five representative tasks (Table 7). Removing validation drops average accuracy from 75.4% to 61.9%, a substantial decline showing that rubric alignment alone does not guarantee performance: an unvalidated prompt may look well structured yet perform worse empirically. Validation anchors MPIR's refinements in measured accuracy, ensuring gains are both real and task-oriented rather than purely heuristic.</w:t>
+        <w:t>Finally, we tested whether the validation stage itself is necessary by comparing the full framework (seven evaluation-refinement-validation cycles) against a validation-ablated variant that selects a prompt after a single evaluation-refinement cycle with no empirical testing, again on five representative tasks (Table 7). Removing validation drops average accuracy from 79.9% to 61.9%, an 18-point decline showing that rubric alignment alone does not guarantee performance: an unvalidated prompt may look well structured yet perform worse empirically. Validation anchors MPIR's refinements in measured accuracy, ensuring gains are both real and task-oriented rather than purely heuristic.</w:t>
       </w:r>
     </w:p>
     <w:p>
       <w:pPr>
-        <w:sectPr>
-          <w:type w:val="continuous"/>
-          <w:pgSz w:w="12240" w:h="15840"/>
-          <w:pgMar w:top="1440" w:right="1440" w:bottom="1440" w:left="1440" w:header="709" w:footer="709" w:gutter="0"/>
-          <w:cols w:space="708" w:num="2"/>
-          <w:docGrid w:linePitch="360" w:charSpace="0"/>
-        </w:sectPr>
-      </w:pPr>
-    </w:p>
-    <w:p>
-      <w:pPr>
         <w:pStyle w:val="238"/>
       </w:pPr>
       <w:r>
-        <w:t>Table 6. Comparison of the full rubric with a generic rubric, and the effect of removing prompt-effectiveness validation, across five BBH tasks (accuracy, %).</w:t>
+        <w:t>Table 7. Effect of the generic rubric and of removing prompt-effectiveness validation, each measured against the same full-MPIR baseline, across five BBH tasks (accuracy, %).</w:t>
       </w:r>
     </w:p>
     <w:tbl>
@@ -9087,16 +8941,15 @@
         <w:tblLook w:firstColumn="1" w:firstRow="1" w:lastColumn="0" w:lastRow="0" w:noHBand="0" w:noVBand="1" w:val="04A0"/>
       </w:tblPr>
       <w:tblGrid>
-        <w:gridCol w:w="1872"/>
-        <w:gridCol w:w="1872"/>
-        <w:gridCol w:w="1872"/>
-        <w:gridCol w:w="1872"/>
-        <w:gridCol w:w="1872"/>
+        <w:gridCol w:w="2340"/>
+        <w:gridCol w:w="2340"/>
+        <w:gridCol w:w="2340"/>
+        <w:gridCol w:w="2340"/>
       </w:tblGrid>
       <w:tr>
         <w:tc>
           <w:tcPr>
-            <w:tcW w:type="dxa" w:w="1872"/>
+            <w:tcW w:type="dxa" w:w="2340"/>
           </w:tcPr>
           <w:p>
             <w:pPr>
@@ -9115,7 +8968,7 @@
         </w:tc>
         <w:tc>
           <w:tcPr>
-            <w:tcW w:type="dxa" w:w="1872"/>
+            <w:tcW w:type="dxa" w:w="2340"/>
           </w:tcPr>
           <w:p>
             <w:pPr>
@@ -9128,13 +8981,13 @@
                 <w:b/>
                 <w:sz w:val="17"/>
               </w:rPr>
-              <w:t>MPIR (full rubric)</w:t>
-            </w:r>
-          </w:p>
-        </w:tc>
-        <w:tc>
-          <w:tcPr>
-            <w:tcW w:type="dxa" w:w="1872"/>
+              <w:t>MPIR (full)</w:t>
+            </w:r>
+          </w:p>
+        </w:tc>
+        <w:tc>
+          <w:tcPr>
+            <w:tcW w:type="dxa" w:w="2340"/>
           </w:tcPr>
           <w:p>
             <w:pPr>
@@ -9153,7 +9006,7 @@
         </w:tc>
         <w:tc>
           <w:tcPr>
-            <w:tcW w:type="dxa" w:w="1872"/>
+            <w:tcW w:type="dxa" w:w="2340"/>
           </w:tcPr>
           <w:p>
             <w:pPr>
@@ -9166,26 +9019,7 @@
                 <w:b/>
                 <w:sz w:val="17"/>
               </w:rPr>
-              <w:t>MPIR (with validation)</w:t>
-            </w:r>
-          </w:p>
-        </w:tc>
-        <w:tc>
-          <w:tcPr>
-            <w:tcW w:type="dxa" w:w="1872"/>
-          </w:tcPr>
-          <w:p>
-            <w:pPr>
-              <w:jc w:val="center"/>
-            </w:pPr>
-            <w:r/>
-            <w:r>
-              <w:rPr>
-                <w:rFonts w:ascii="Times New Roman" w:hAnsi="Times New Roman"/>
-                <w:b/>
-                <w:sz w:val="17"/>
-              </w:rPr>
-              <w:t>Without validation</w:t>
+              <w:t>No validation</w:t>
             </w:r>
           </w:p>
         </w:tc>
@@ -9193,7 +9027,7 @@
       <w:tr>
         <w:tc>
           <w:tcPr>
-            <w:tcW w:type="dxa" w:w="1872"/>
+            <w:tcW w:type="dxa" w:w="2340"/>
           </w:tcPr>
           <w:p>
             <w:pPr>
@@ -9212,7 +9046,7 @@
         </w:tc>
         <w:tc>
           <w:tcPr>
-            <w:tcW w:type="dxa" w:w="1872"/>
+            <w:tcW w:type="dxa" w:w="2340"/>
           </w:tcPr>
           <w:p>
             <w:pPr>
@@ -9231,7 +9065,7 @@
         </w:tc>
         <w:tc>
           <w:tcPr>
-            <w:tcW w:type="dxa" w:w="1872"/>
+            <w:tcW w:type="dxa" w:w="2340"/>
           </w:tcPr>
           <w:p>
             <w:pPr>
@@ -9250,26 +9084,7 @@
         </w:tc>
         <w:tc>
           <w:tcPr>
-            <w:tcW w:type="dxa" w:w="1872"/>
-          </w:tcPr>
-          <w:p>
-            <w:pPr>
-              <w:jc w:val="center"/>
-            </w:pPr>
-            <w:r/>
-            <w:r>
-              <w:rPr>
-                <w:rFonts w:ascii="Times New Roman" w:hAnsi="Times New Roman"/>
-                <w:b w:val="0"/>
-                <w:sz w:val="17"/>
-              </w:rPr>
-              <w:t>84.0</w:t>
-            </w:r>
-          </w:p>
-        </w:tc>
-        <w:tc>
-          <w:tcPr>
-            <w:tcW w:type="dxa" w:w="1872"/>
+            <w:tcW w:type="dxa" w:w="2340"/>
           </w:tcPr>
           <w:p>
             <w:pPr>
@@ -9290,7 +9105,7 @@
       <w:tr>
         <w:tc>
           <w:tcPr>
-            <w:tcW w:type="dxa" w:w="1872"/>
+            <w:tcW w:type="dxa" w:w="2340"/>
           </w:tcPr>
           <w:p>
             <w:pPr>
@@ -9309,7 +9124,7 @@
         </w:tc>
         <w:tc>
           <w:tcPr>
-            <w:tcW w:type="dxa" w:w="1872"/>
+            <w:tcW w:type="dxa" w:w="2340"/>
           </w:tcPr>
           <w:p>
             <w:pPr>
@@ -9328,7 +9143,7 @@
         </w:tc>
         <w:tc>
           <w:tcPr>
-            <w:tcW w:type="dxa" w:w="1872"/>
+            <w:tcW w:type="dxa" w:w="2340"/>
           </w:tcPr>
           <w:p>
             <w:pPr>
@@ -9347,26 +9162,7 @@
         </w:tc>
         <w:tc>
           <w:tcPr>
-            <w:tcW w:type="dxa" w:w="1872"/>
-          </w:tcPr>
-          <w:p>
-            <w:pPr>
-              <w:jc w:val="center"/>
-            </w:pPr>
-            <w:r/>
-            <w:r>
-              <w:rPr>
-                <w:rFonts w:ascii="Times New Roman" w:hAnsi="Times New Roman"/>
-                <w:b w:val="0"/>
-                <w:sz w:val="17"/>
-              </w:rPr>
-              <w:t>82.6</w:t>
-            </w:r>
-          </w:p>
-        </w:tc>
-        <w:tc>
-          <w:tcPr>
-            <w:tcW w:type="dxa" w:w="1872"/>
+            <w:tcW w:type="dxa" w:w="2340"/>
           </w:tcPr>
           <w:p>
             <w:pPr>
@@ -9387,7 +9183,7 @@
       <w:tr>
         <w:tc>
           <w:tcPr>
-            <w:tcW w:type="dxa" w:w="1872"/>
+            <w:tcW w:type="dxa" w:w="2340"/>
           </w:tcPr>
           <w:p>
             <w:pPr>
@@ -9406,7 +9202,7 @@
         </w:tc>
         <w:tc>
           <w:tcPr>
-            <w:tcW w:type="dxa" w:w="1872"/>
+            <w:tcW w:type="dxa" w:w="2340"/>
           </w:tcPr>
           <w:p>
             <w:pPr>
@@ -9425,7 +9221,7 @@
         </w:tc>
         <w:tc>
           <w:tcPr>
-            <w:tcW w:type="dxa" w:w="1872"/>
+            <w:tcW w:type="dxa" w:w="2340"/>
           </w:tcPr>
           <w:p>
             <w:pPr>
@@ -9444,26 +9240,7 @@
         </w:tc>
         <w:tc>
           <w:tcPr>
-            <w:tcW w:type="dxa" w:w="1872"/>
-          </w:tcPr>
-          <w:p>
-            <w:pPr>
-              <w:jc w:val="center"/>
-            </w:pPr>
-            <w:r/>
-            <w:r>
-              <w:rPr>
-                <w:rFonts w:ascii="Times New Roman" w:hAnsi="Times New Roman"/>
-                <w:b w:val="0"/>
-                <w:sz w:val="17"/>
-              </w:rPr>
-              <w:t>72.0</w:t>
-            </w:r>
-          </w:p>
-        </w:tc>
-        <w:tc>
-          <w:tcPr>
-            <w:tcW w:type="dxa" w:w="1872"/>
+            <w:tcW w:type="dxa" w:w="2340"/>
           </w:tcPr>
           <w:p>
             <w:pPr>
@@ -9484,7 +9261,7 @@
       <w:tr>
         <w:tc>
           <w:tcPr>
-            <w:tcW w:type="dxa" w:w="1872"/>
+            <w:tcW w:type="dxa" w:w="2340"/>
           </w:tcPr>
           <w:p>
             <w:pPr>
@@ -9503,7 +9280,7 @@
         </w:tc>
         <w:tc>
           <w:tcPr>
-            <w:tcW w:type="dxa" w:w="1872"/>
+            <w:tcW w:type="dxa" w:w="2340"/>
           </w:tcPr>
           <w:p>
             <w:pPr>
@@ -9522,7 +9299,7 @@
         </w:tc>
         <w:tc>
           <w:tcPr>
-            <w:tcW w:type="dxa" w:w="1872"/>
+            <w:tcW w:type="dxa" w:w="2340"/>
           </w:tcPr>
           <w:p>
             <w:pPr>
@@ -9541,26 +9318,7 @@
         </w:tc>
         <w:tc>
           <w:tcPr>
-            <w:tcW w:type="dxa" w:w="1872"/>
-          </w:tcPr>
-          <w:p>
-            <w:pPr>
-              <w:jc w:val="center"/>
-            </w:pPr>
-            <w:r/>
-            <w:r>
-              <w:rPr>
-                <w:rFonts w:ascii="Times New Roman" w:hAnsi="Times New Roman"/>
-                <w:b w:val="0"/>
-                <w:sz w:val="17"/>
-              </w:rPr>
-              <w:t>92.4</w:t>
-            </w:r>
-          </w:p>
-        </w:tc>
-        <w:tc>
-          <w:tcPr>
-            <w:tcW w:type="dxa" w:w="1872"/>
+            <w:tcW w:type="dxa" w:w="2340"/>
           </w:tcPr>
           <w:p>
             <w:pPr>
@@ -9581,7 +9339,7 @@
       <w:tr>
         <w:tc>
           <w:tcPr>
-            <w:tcW w:type="dxa" w:w="1872"/>
+            <w:tcW w:type="dxa" w:w="2340"/>
           </w:tcPr>
           <w:p>
             <w:pPr>
@@ -9600,7 +9358,7 @@
         </w:tc>
         <w:tc>
           <w:tcPr>
-            <w:tcW w:type="dxa" w:w="1872"/>
+            <w:tcW w:type="dxa" w:w="2340"/>
           </w:tcPr>
           <w:p>
             <w:pPr>
@@ -9619,7 +9377,7 @@
         </w:tc>
         <w:tc>
           <w:tcPr>
-            <w:tcW w:type="dxa" w:w="1872"/>
+            <w:tcW w:type="dxa" w:w="2340"/>
           </w:tcPr>
           <w:p>
             <w:pPr>
@@ -9638,26 +9396,7 @@
         </w:tc>
         <w:tc>
           <w:tcPr>
-            <w:tcW w:type="dxa" w:w="1872"/>
-          </w:tcPr>
-          <w:p>
-            <w:pPr>
-              <w:jc w:val="center"/>
-            </w:pPr>
-            <w:r/>
-            <w:r>
-              <w:rPr>
-                <w:rFonts w:ascii="Times New Roman" w:hAnsi="Times New Roman"/>
-                <w:b w:val="0"/>
-                <w:sz w:val="17"/>
-              </w:rPr>
-              <w:t>68.4</w:t>
-            </w:r>
-          </w:p>
-        </w:tc>
-        <w:tc>
-          <w:tcPr>
-            <w:tcW w:type="dxa" w:w="1872"/>
+            <w:tcW w:type="dxa" w:w="2340"/>
           </w:tcPr>
           <w:p>
             <w:pPr>
@@ -9678,7 +9417,7 @@
       <w:tr>
         <w:tc>
           <w:tcPr>
-            <w:tcW w:type="dxa" w:w="1872"/>
+            <w:tcW w:type="dxa" w:w="2340"/>
           </w:tcPr>
           <w:p>
             <w:pPr>
@@ -9688,7 +9427,7 @@
             <w:r>
               <w:rPr>
                 <w:rFonts w:ascii="Times New Roman" w:hAnsi="Times New Roman"/>
-                <w:b w:val="0"/>
+                <w:b/>
                 <w:sz w:val="17"/>
               </w:rPr>
               <w:t>Average</w:t>
@@ -9697,7 +9436,7 @@
         </w:tc>
         <w:tc>
           <w:tcPr>
-            <w:tcW w:type="dxa" w:w="1872"/>
+            <w:tcW w:type="dxa" w:w="2340"/>
           </w:tcPr>
           <w:p>
             <w:pPr>
@@ -9707,7 +9446,7 @@
             <w:r>
               <w:rPr>
                 <w:rFonts w:ascii="Times New Roman" w:hAnsi="Times New Roman"/>
-                <w:b w:val="0"/>
+                <w:b/>
                 <w:sz w:val="17"/>
               </w:rPr>
               <w:t>79.9</w:t>
@@ -9716,7 +9455,7 @@
         </w:tc>
         <w:tc>
           <w:tcPr>
-            <w:tcW w:type="dxa" w:w="1872"/>
+            <w:tcW w:type="dxa" w:w="2340"/>
           </w:tcPr>
           <w:p>
             <w:pPr>
@@ -9726,7 +9465,7 @@
             <w:r>
               <w:rPr>
                 <w:rFonts w:ascii="Times New Roman" w:hAnsi="Times New Roman"/>
-                <w:b w:val="0"/>
+                <w:b/>
                 <w:sz w:val="17"/>
               </w:rPr>
               <w:t>72.2</w:t>
@@ -9735,7 +9474,7 @@
         </w:tc>
         <w:tc>
           <w:tcPr>
-            <w:tcW w:type="dxa" w:w="1872"/>
+            <w:tcW w:type="dxa" w:w="2340"/>
           </w:tcPr>
           <w:p>
             <w:pPr>
@@ -9745,26 +9484,7 @@
             <w:r>
               <w:rPr>
                 <w:rFonts w:ascii="Times New Roman" w:hAnsi="Times New Roman"/>
-                <w:b w:val="0"/>
-                <w:sz w:val="17"/>
-              </w:rPr>
-              <w:t>75.4</w:t>
-            </w:r>
-          </w:p>
-        </w:tc>
-        <w:tc>
-          <w:tcPr>
-            <w:tcW w:type="dxa" w:w="1872"/>
-          </w:tcPr>
-          <w:p>
-            <w:pPr>
-              <w:jc w:val="center"/>
-            </w:pPr>
-            <w:r/>
-            <w:r>
-              <w:rPr>
-                <w:rFonts w:ascii="Times New Roman" w:hAnsi="Times New Roman"/>
-                <w:b w:val="0"/>
+                <w:b/>
                 <w:sz w:val="17"/>
               </w:rPr>
               <w:t>61.9</w:t>
@@ -9775,135 +9495,132 @@
     </w:tbl>
     <w:p>
       <w:pPr>
-        <w:sectPr>
-          <w:type w:val="continuous"/>
-          <w:pgSz w:w="12240" w:h="15840"/>
-          <w:pgMar w:top="1440" w:right="1440" w:bottom="1440" w:left="1440" w:header="709" w:footer="709" w:gutter="0"/>
-          <w:cols w:space="708" w:num="1"/>
-          <w:docGrid w:linePitch="360" w:charSpace="0"/>
-        </w:sectPr>
-      </w:pPr>
+        <w:pStyle w:val="3"/>
+      </w:pPr>
+      <w:r>
+        <w:t>6. Conclusion</w:t>
+      </w:r>
     </w:p>
     <w:p>
-      <w:pPr>
-        <w:pStyle w:val="3"/>
-      </w:pPr>
-      <w:r>
-        <w:t>6. Conclusion</w:t>
+      <w:r>
+        <w:t>This paper introduced Meta-Prompted Instruction Refinement (MPIR), a framework that integrates manual prompting heuristics into automatic prompt optimization through a structured cycle of evaluation, refinement, and validation. It asks whether human-inspired prompting heuristics can be systematically integrated into APO systems to improve prompt quality while preserving the scalability of automated optimization. Experiments on Big-Bench Hard show that rubric-guided meta-prompt refinement can improve APO-generated prompts across multiple tasks and APO frameworks, and that MPIR is particularly effective for structured, rule-based reasoning tasks, where heuristic-guided refinement yields clearer and more reliable reasoning.</w:t>
       </w:r>
     </w:p>
     <w:p>
       <w:r>
-        <w:t>This paper introduced Meta-Prompted Instruction Refinement (MPIR), a framework that integrates manual prompting heuristics into automatic prompt optimization through a structured cycle of evaluation, refinement, and validation. It asks whether human-inspired prompting heuristics can be systematically integrated into APO systems to improve prompt quality while preserving the scalability of automated optimization. Experiments on Big-Bench Hard show that rubric-guided meta-prompt refinement can improve APO-generated prompts across multiple tasks and APO frameworks, and that MPIR is particularly effective for structured, rule-based reasoning tasks, where heuristic-guided refinement yields clearer and more reliable reasoning.</w:t>
+        <w:t>This study also has limitations. Most importantly, the average gain over the PromptWizard baseline is modest and, at the task-population level, not statistically significant: its 95% bootstrap confidence interval spans zero (Section 5.2.1). We therefore treat that pooled result as a promising trend rather than a confirmed effect, and rely more heavily on the per-task win rate (16 of 23 tasks) and on the consistent, replicated pattern across three APO frameworks and two model families as the stronger evidence for MPIR's contribution. Relatedly, all reported results come from a single run per condition at temperature 0 rather than repeated trials with varying seeds, so our confidence intervals capture variance across BBH tasks but not run-to-run variance in the optimization process itself; repeated-trial estimates of that variance are an important direction for follow-up work. To keep the comparison fair, MPIR also reuses PromptWizard's optimization examples during validation, which may introduce evaluation bias, and the seven-criteria rubric was developed in close proximity to the BBH tasks themselves, which may introduce construct dependence and limit generalizability to other benchmark families. The quality of MPIR's refined prompts remains partially bounded by the quality of the prompts and examples produced by the underlying APO framework. Finally, because MPIR depends on versioned commercial APIs (GPT-3.5-turbo, GPT-4o, Gemini 3.5 Flash-Lite), exact reproducibility is subject to provider-side model updates and deprecations outside the authors' control.</w:t>
       </w:r>
     </w:p>
     <w:p>
       <w:r>
-        <w:t>This study also has limitations. Although MPIR improved performance on most benchmark tasks, its average gain over baseline APO systems is relatively modest, suggesting the benefit of heuristic-guided refinement depends on task and baseline-prompt characteristics. To keep the comparison fair, MPIR reuses PromptWizard's optimization examples during validation, which may introduce evaluation bias. The seven-criteria rubric was also developed in close proximity to the BBH tasks themselves, which may introduce construct dependence and limit generalizability to other benchmark families. Finally, the quality of MPIR's refined prompts remains partially bounded by the quality of the prompts and examples produced by the underlying APO framework.</w:t>
+        <w:t>Future work could extend MPIR along several directions: broader evaluation across additional datasets and reasoning domains; adaptive, task-specific rubrics; independent construct validation, by deriving a rubric on one benchmark family and evaluating it on a distinct one; and integration with complementary approaches such as symbolic reasoning modules, retrieval augmentation, or automated methods for learning prompting heuristics directly from empirical performance data.</w:t>
       </w:r>
     </w:p>
     <w:p>
-      <w:r>
-        <w:t>Future work could extend MPIR along several directions: broader evaluation across additional datasets and reasoning domains; adaptive, task-specific rubrics; independent construct validation, by deriving a rubric on one benchmark family and evaluating it on a distinct one; and integration with complementary approaches such as symbolic reasoning modules, retrieval augmentation, or automated methods for learning prompting heuristics directly from empirical performance data.</w:t>
+      <w:pPr>
+        <w:pStyle w:val="3"/>
+      </w:pPr>
+      <w:r>
+        <w:t>Acknowledgement</w:t>
       </w:r>
     </w:p>
     <w:p>
-      <w:pPr>
-        <w:pStyle w:val="3"/>
-      </w:pPr>
-      <w:r>
-        <w:t>Acknowledgement</w:t>
+      <w:r>
+        <w:t>The authors thank the reviewers for their constructive comments on earlier drafts of this manuscript.</w:t>
       </w:r>
     </w:p>
     <w:p>
-      <w:r>
-        <w:t>The authors thank the reviewers for their constructive comments on earlier drafts of this manuscript.</w:t>
+      <w:pPr>
+        <w:pStyle w:val="3"/>
+      </w:pPr>
+      <w:r>
+        <w:t>Funding Support</w:t>
       </w:r>
     </w:p>
     <w:p>
-      <w:pPr>
-        <w:pStyle w:val="3"/>
-      </w:pPr>
-      <w:r>
-        <w:t>Funding Support</w:t>
+      <w:r>
+        <w:t>This research received no specific grant from any funding agency in the public, commercial, or not-for-profit sectors.</w:t>
       </w:r>
     </w:p>
     <w:p>
-      <w:r>
-        <w:t>This research received no specific grant from any funding agency in the public, commercial, or not-for-profit sectors.</w:t>
+      <w:pPr>
+        <w:pStyle w:val="3"/>
+      </w:pPr>
+      <w:r>
+        <w:t>Ethical Statement</w:t>
       </w:r>
     </w:p>
     <w:p>
-      <w:pPr>
-        <w:pStyle w:val="3"/>
-      </w:pPr>
-      <w:r>
-        <w:t>Ethical Statement</w:t>
+      <w:r>
+        <w:t>This study did not involve human participants, human data, or animal subjects, and did not require ethical approval.</w:t>
       </w:r>
     </w:p>
     <w:p>
-      <w:r>
-        <w:t>This study did not involve human participants, human data, or animal subjects, and did not require ethical approval.</w:t>
+      <w:pPr>
+        <w:pStyle w:val="3"/>
+      </w:pPr>
+      <w:r>
+        <w:t>Conflicts of Interest</w:t>
       </w:r>
     </w:p>
     <w:p>
-      <w:pPr>
-        <w:pStyle w:val="3"/>
-      </w:pPr>
-      <w:r>
-        <w:t>Conflicts of Interest</w:t>
+      <w:r>
+        <w:t>The authors declare that they have no conflicts of interest.</w:t>
       </w:r>
     </w:p>
     <w:p>
-      <w:r>
-        <w:t>The authors declare that they have no conflicts of interest.</w:t>
+      <w:pPr>
+        <w:pStyle w:val="3"/>
+      </w:pPr>
+      <w:r>
+        <w:t>Data Availability Statement</w:t>
       </w:r>
     </w:p>
     <w:p>
-      <w:pPr>
-        <w:pStyle w:val="3"/>
-      </w:pPr>
-      <w:r>
-        <w:t>Data Availability Statement</w:t>
+      <w:r>
+        <w:t>The datasets used in this study are drawn from the publicly available Big-Bench Hard benchmark. Code, prompts, and experimental results are openly available at https://github.com/millennials92/meta_prompted_instruction_refinement.</w:t>
       </w:r>
     </w:p>
     <w:p>
-      <w:r>
-        <w:t>The datasets used in this study are drawn from the publicly available Big-Bench Hard benchmark. Code, prompts, and experimental results are openly available at https://github.com/millennials92/meta_prompted_instruction_refinement.</w:t>
+      <w:pPr>
+        <w:pStyle w:val="3"/>
+      </w:pPr>
+      <w:r>
+        <w:t>Author Contribution Statement</w:t>
       </w:r>
     </w:p>
     <w:p>
-      <w:pPr>
-        <w:pStyle w:val="3"/>
-      </w:pPr>
-      <w:r>
-        <w:t>Author Contribution Statement</w:t>
+      <w:r>
+        <w:t>Linh Nguyen: Conceptualization, Methodology, Software, Investigation, Formal analysis, Data curation, Writing - original draft, Visualization. Quang-Vinh Dang: Conceptualization, Methodology, Supervision, Writing - review &amp; editing, Project administration. Minh Ngoc Dinh: Methodology, Validation, Writing - review &amp; editing. Thuy Nguyen: Investigation, Validation, Writing - review &amp; editing.</w:t>
       </w:r>
     </w:p>
     <w:p>
-      <w:r>
-        <w:t>Linh Nguyen: Conceptualization, Methodology, Software, Investigation, Formal analysis, Data curation, Writing - original draft, Visualization. Quang-Vinh Dang: Conceptualization, Methodology, Supervision, Writing - review &amp; editing, Project administration. Minh Ngoc Dinh: Methodology, Validation, Writing - review &amp; editing. Thuy Nguyen: Investigation, Validation, Writing - review &amp; editing.</w:t>
+      <w:pPr>
+        <w:pStyle w:val="3"/>
+      </w:pPr>
+      <w:r>
+        <w:t>Declaration of Generative AI and AI-Assisted Technologies in the Writing Process</w:t>
       </w:r>
     </w:p>
     <w:p>
-      <w:pPr>
-        <w:pStyle w:val="3"/>
-      </w:pPr>
-      <w:r>
-        <w:t>Declaration of Generative AI and AI-Assisted Technologies in the Writing Process</w:t>
+      <w:r>
+        <w:t>Generative AI tools were used solely to improve the grammar and readability of the text. All ideas, analyses, and conclusions are solely those of the authors. An AI-assisted coding tool was used to generate initial code snippets during development; all code was reviewed, verified, and adapted by the authors.</w:t>
       </w:r>
     </w:p>
     <w:p>
-      <w:r>
-        <w:t>Generative AI tools were used solely to improve the grammar and readability of the text. All ideas, analyses, and conclusions are solely those of the authors. An AI-assisted coding tool was used to generate initial code snippets during development; all code was reviewed, verified, and adapted by the authors.</w:t>
+      <w:pPr>
+        <w:pStyle w:val="3"/>
+      </w:pPr>
+      <w:r>
+        <w:t>References</w:t>
       </w:r>
     </w:p>
     <w:p>
       <w:pPr>
-        <w:pStyle w:val="3"/>
-      </w:pPr>
-      <w:r>
-        <w:t>References</w:t>
+        <w:pStyle w:val="388"/>
+      </w:pPr>
+      <w:r>
+        <w:t>[1] Goyal, T., Li, J. J., &amp; Durrett, G. (2023). News summarization and evaluation in the era of GPT-3. arXiv:2209.12356.</w:t>
       </w:r>
     </w:p>
     <w:p>
@@ -9911,7 +9628,7 @@
         <w:pStyle w:val="388"/>
       </w:pPr>
       <w:r>
-        <w:t>[1] Goyal, T., Li, J. J., &amp; Durrett, G. (2023). News summarization and evaluation in the era of GPT-3. arXiv:2209.12356.</w:t>
+        <w:t>[2] Qin, L., Chen, Q., Feng, X., Wu, Y., Zhang, Y., Li, Y., Li, M., Che, W., &amp; Yu, P. S. (2025). Large language models meet NLP: A survey. arXiv:2405.12819.</w:t>
       </w:r>
     </w:p>
     <w:p>
@@ -9919,7 +9636,7 @@
         <w:pStyle w:val="388"/>
       </w:pPr>
       <w:r>
-        <w:t>[2] Qin, L., Chen, Q., Feng, X., Wu, Y., Zhang, Y., Li, Y., Li, M., Che, W., &amp; Yu, P. S. (2025). Large language models meet NLP: A survey. arXiv:2405.12819.</w:t>
+        <w:t>[3] Zhang, H., Liu, X., &amp; Zhang, J. (2023). Extractive summarization via ChatGPT for faithful summary generation. In Findings of the 2023 Conference on Empirical Methods in Natural Language Processing.</w:t>
       </w:r>
     </w:p>
     <w:p>
@@ -9927,7 +9644,7 @@
         <w:pStyle w:val="388"/>
       </w:pPr>
       <w:r>
-        <w:t>[3] Zhang, H., Liu, X., &amp; Zhang, J. (2023). Extractive summarization via ChatGPT for faithful summary generation. In Findings of the 2023 Conference on Empirical Methods in Natural Language Processing.</w:t>
+        <w:t>[4] Colombo, P., Pires, T. P., Boudiaf, M., Culver, D., Melo, R., Corro, C., Martins, A. F. T., Esposito, F., Raposo, V. L., Morgado, S., &amp; Desa, M. (2024). SaulLM-7B: A pioneering large language model for law. arXiv:2403.03883.</w:t>
       </w:r>
     </w:p>
     <w:p>
@@ -9935,7 +9652,7 @@
         <w:pStyle w:val="388"/>
       </w:pPr>
       <w:r>
-        <w:t>[4] Colombo, P., Pires, T. P., Boudiaf, M., Culver, D., Melo, R., Corro, C., Martins, A. F. T., Esposito, F., Raposo, V. L., Morgado, S., &amp; Desa, M. (2024). SaulLM-7B: A pioneering large language model for law. arXiv:2403.03883.</w:t>
+        <w:t>[5] Zhang, X., Tian, C., Yang, X., Chen, L., Li, Z., &amp; Petzold, L. R. (2025). AlpaCare: Instruction-tuned large language models for medical application. arXiv:2310.14558.</w:t>
       </w:r>
     </w:p>
     <w:p>
@@ -9943,7 +9660,7 @@
         <w:pStyle w:val="388"/>
       </w:pPr>
       <w:r>
-        <w:t>[5] Zhang, X., Tian, C., Yang, X., Chen, L., Li, Z., &amp; Petzold, L. R. (2025). AlpaCare: Instruction-tuned large language models for medical application. arXiv:2310.14558.</w:t>
+        <w:t>[6] Errica, F., Sanvito, D., Siracusano, G., &amp; Bifulco, R. (2025). What did I do wrong? Quantifying LLMs’ sensitivity and consistency to prompt engineering. In Proceedings of the 2025 Conference of the North American Chapter of the Association for Computational Linguistics (Volume 1: Long Papers) (pp. 1543-1558).</w:t>
       </w:r>
     </w:p>
     <w:p>
@@ -9951,7 +9668,7 @@
         <w:pStyle w:val="388"/>
       </w:pPr>
       <w:r>
-        <w:t>[6] Errica, F., Sanvito, D., Siracusano, G., &amp; Bifulco, R. (2025). What did I do wrong? Quantifying LLMs’ sensitivity and consistency to prompt engineering. In Proceedings of the 2025 Conference of the North American Chapter of the Association for Computational Linguistics (Volume 1: Long Papers) (pp. 1543-1558).</w:t>
+        <w:t>[7] Liu, P., Yuan, W., Fu, J., Jiang, Z., Hayashi, H., &amp; Neubig, G. (2023). Pre-train, prompt, and predict: A systematic survey of prompting methods in natural language processing. ACM Computing Surveys, 55(9), Article 195.</w:t>
       </w:r>
     </w:p>
     <w:p>
@@ -9959,7 +9676,7 @@
         <w:pStyle w:val="388"/>
       </w:pPr>
       <w:r>
-        <w:t>[7] Liu, P., Yuan, W., Fu, J., Jiang, Z., Hayashi, H., &amp; Neubig, G. (2023). Pre-train, prompt, and predict: A systematic survey of prompting methods in natural language processing. ACM Computing Surveys, 55(9), Article 195.</w:t>
+        <w:t>[8] Wei, J., Wang, X., Schuurmans, D., Bosma, M., Ichter, B., Xia, F., Chi, E. H., Le, Q. V., &amp; Zhou, D. (2022). Chain-of-thought prompting elicits reasoning in large language models. In Proceedings of the 36th International Conference on Neural Information Processing Systems (Article 1800).</w:t>
       </w:r>
     </w:p>
     <w:p>
@@ -9967,7 +9684,7 @@
         <w:pStyle w:val="388"/>
       </w:pPr>
       <w:r>
-        <w:t>[8] Wei, J., Wang, X., Schuurmans, D., Bosma, M., Ichter, B., Xia, F., Chi, E. H., Le, Q. V., &amp; Zhou, D. (2022). Chain-of-thought prompting elicits reasoning in large language models. In Proceedings of the 36th International Conference on Neural Information Processing Systems (Article 1800).</w:t>
+        <w:t>[9] Kong, A., Zhao, S., Chen, H., Li, Q., Qin, Y., Sun, R., Zhou, X., Wang, E., &amp; Dong, X. (2024). Better zero-shot reasoning with role-play prompting. In Proceedings of the 2024 Conference of the North American Chapter of the Association for Computational Linguistics (Volume 1: Long Papers) (pp. 4099-4113).</w:t>
       </w:r>
     </w:p>
     <w:p>
@@ -9975,7 +9692,7 @@
         <w:pStyle w:val="388"/>
       </w:pPr>
       <w:r>
-        <w:t>[9] Kong, A., Zhao, S., Chen, H., Li, Q., Qin, Y., Sun, R., Zhou, X., Wang, E., &amp; Dong, X. (2024). Better zero-shot reasoning with role-play prompting. In Proceedings of the 2024 Conference of the North American Chapter of the Association for Computational Linguistics (Volume 1: Long Papers) (pp. 4099-4113).</w:t>
+        <w:t>[10] Brown, T. B., Mann, B., Ryder, N., Subbiah, M., Kaplan, J., Dhariwal, P., Neelakantan, A., Shyam, P., Sastry, G., Askell, A., Agarwal, S., Herbert-Voss, A., Krueger, G., Henighan, T., Child, R., Ramesh, A., Ziegler, D. M., Wu, J., Winter, C., ... Amodei, D. (2020). Language models are few-shot learners. In Proceedings of the 34th International Conference on Neural Information Processing Systems (Article 159).</w:t>
       </w:r>
     </w:p>
     <w:p>
@@ -9983,7 +9700,7 @@
         <w:pStyle w:val="388"/>
       </w:pPr>
       <w:r>
-        <w:t>[10] Brown, T. B., Mann, B., Ryder, N., Subbiah, M., Kaplan, J., Dhariwal, P., Neelakantan, A., Shyam, P., Sastry, G., Askell, A., Agarwal, S., Herbert-Voss, A., Krueger, G., Henighan, T., Child, R., Ramesh, A., Ziegler, D. M., Wu, J., Winter, C., ... Amodei, D. (2020). Language models are few-shot learners. In Proceedings of the 34th International Conference on Neural Information Processing Systems (Article 159).</w:t>
+        <w:t>[11] Reynolds, L., &amp; McDonell, K. (2021). Prompt programming for large language models: Beyond the few-shot paradigm. In Extended Abstracts of the 2021 CHI Conference on Human Factors in Computing Systems (Article 314).</w:t>
       </w:r>
     </w:p>
     <w:p>
@@ -9991,7 +9708,7 @@
         <w:pStyle w:val="388"/>
       </w:pPr>
       <w:r>
-        <w:t>[11] Reynolds, L., &amp; McDonell, K. (2021). Prompt programming for large language models: Beyond the few-shot paradigm. In Extended Abstracts of the 2021 CHI Conference on Human Factors in Computing Systems (Article 314).</w:t>
+        <w:t>[12] Zamfirescu-Pereira, J. D., Wong, R. Y., Hartmann, B., &amp; Yang, Q. (2023). Why Johnny can't prompt: How non-AI experts try (and fail) to design LLM prompts. In Proceedings of the 2023 CHI Conference on Human Factors in Computing Systems.</w:t>
       </w:r>
     </w:p>
     <w:p>
@@ -9999,7 +9716,7 @@
         <w:pStyle w:val="388"/>
       </w:pPr>
       <w:r>
-        <w:t>[12] Zamfirescu-Pereira, J. D., Wong, R. Y., Hartmann, B., &amp; Yang, Q. (2023). Why Johnny can't prompt: How non-AI experts try (and fail) to design LLM prompts. In Proceedings of the 2023 CHI Conference on Human Factors in Computing Systems.</w:t>
+        <w:t>[13] Mayilvaghanan, K., Nathan, V., &amp; Kumar, A. (2025). PROPEL: Prompt optimization with expert priors for small and medium-sized LLMs. In Proceedings of the 4th Workshop on Knowledge-Augmented Methods for Natural Language Processing (pp. 272-302).</w:t>
       </w:r>
     </w:p>
     <w:p>
@@ -10007,7 +9724,7 @@
         <w:pStyle w:val="388"/>
       </w:pPr>
       <w:r>
-        <w:t>[13] Mayilvaghanan, K., Nathan, V., &amp; Kumar, A. (2025). PROPEL: Prompt optimization with expert priors for small and medium-sized LLMs. In Proceedings of the 4th Workshop on Knowledge-Augmented Methods for Natural Language Processing (pp. 272-302).</w:t>
+        <w:t>[14] Pryzant, R., Iter, D., Li, J., Lee, Y. T., Zhu, C., &amp; Zeng, M. (2023). Automatic prompt optimization with "gradient descent" and beam search. In Proceedings of the 2023 Conference on Empirical Methods in Natural Language Processing.</w:t>
       </w:r>
     </w:p>
     <w:p>
@@ -10015,7 +9732,7 @@
         <w:pStyle w:val="388"/>
       </w:pPr>
       <w:r>
-        <w:t>[14] Pryzant, R., Iter, D., Li, J., Lee, Y. T., Zhu, C., &amp; Zeng, M. (2023). Automatic prompt optimization with "gradient descent" and beam search. In Proceedings of the 2023 Conference on Empirical Methods in Natural Language Processing.</w:t>
+        <w:t>[15] Guo, Q., Wang, R., Guo, J., Li, B., Song, K., Tan, X., Liu, G., Bian, J., &amp; Yang, Y. (2024). Connecting large language models with evolutionary algorithms yields powerful prompt optimizers. In The Twelfth International Conference on Learning Representations.</w:t>
       </w:r>
     </w:p>
     <w:p>
@@ -10023,7 +9740,7 @@
         <w:pStyle w:val="388"/>
       </w:pPr>
       <w:r>
-        <w:t>[15] Guo, Q., Wang, R., Guo, J., Li, B., Song, K., Tan, X., Liu, G., Bian, J., &amp; Yang, Y. (2024). Connecting large language models with evolutionary algorithms yields powerful prompt optimizers. In The Twelfth International Conference on Learning Representations.</w:t>
+        <w:t>[16] Yang, M., Li, M., Li, Y., Chen, Z., Gao, C., Zhang, J., Li, Y., &amp; Feng, F. (2024). Dual-phase accelerated prompt optimization. In Findings of the Association for Computational Linguistics: EMNLP 2024 (pp. 12163-12173).</w:t>
       </w:r>
     </w:p>
     <w:p>
@@ -10031,7 +9748,7 @@
         <w:pStyle w:val="388"/>
       </w:pPr>
       <w:r>
-        <w:t>[16] Yang, M., Li, M., Li, Y., Chen, Z., Gao, C., Zhang, J., Li, Y., &amp; Feng, F. (2024). Dual-phase accelerated prompt optimization. In Findings of the Association for Computational Linguistics: EMNLP 2024 (pp. 12163-12173).</w:t>
+        <w:t>[17] Winata, G. I., Huang, L.-K., Vadlamannati, S., &amp; Chandarana, Y. (2023). Multilingual few-shot learning via language model retrieval. arXiv:2306.10964.</w:t>
       </w:r>
     </w:p>
     <w:p>
@@ -10039,7 +9756,7 @@
         <w:pStyle w:val="388"/>
       </w:pPr>
       <w:r>
-        <w:t>[17] Reynolds, L., &amp; McDonell, K. (2021). Prompt programming for large language models: Beyond the few-shot paradigm. In Extended Abstracts of the 2021 CHI Conference on Human Factors in Computing Systems (Article 314).</w:t>
+        <w:t>[18] Min, S., Lyu, X., Holtzman, A., Artetxe, M., Lewis, M., Hajishirzi, H., &amp; Zettlemoyer, L. (2022). Rethinking the role of demonstrations: What makes in-context learning work? In Proceedings of the 2022 Conference on Empirical Methods in Natural Language Processing (pp. 11048-11064).</w:t>
       </w:r>
     </w:p>
     <w:p>
@@ -10047,7 +9764,7 @@
         <w:pStyle w:val="388"/>
       </w:pPr>
       <w:r>
-        <w:t>[18] Winata, G. I., Huang, L.-K., Vadlamannati, S., &amp; Chandarana, Y. (2023). Multilingual few-shot learning via language model retrieval. arXiv:2306.10964.</w:t>
+        <w:t>[19] Kojima, T., Gu, S. S., Reid, M., Matsuo, Y., &amp; Iwasawa, Y. (2022). Large language models are zero-shot reasoners. In Proceedings of the 36th International Conference on Neural Information Processing Systems (Article 1613).</w:t>
       </w:r>
     </w:p>
     <w:p>
@@ -10055,7 +9772,7 @@
         <w:pStyle w:val="388"/>
       </w:pPr>
       <w:r>
-        <w:t>[19] Min, S., Lyu, X., Holtzman, A., Artetxe, M., Lewis, M., Hajishirzi, H., &amp; Zettlemoyer, L. (2022). Rethinking the role of demonstrations: What makes in-context learning work? In Proceedings of the 2022 Conference on Empirical Methods in Natural Language Processing (pp. 11048-11064).</w:t>
+        <w:t>[20] Wang, X., &amp; Zhou, D. (2024). Chain-of-thought reasoning without prompting. In Proceedings of the 38th International Conference on Neural Information Processing Systems.</w:t>
       </w:r>
     </w:p>
     <w:p>
@@ -10063,7 +9780,7 @@
         <w:pStyle w:val="388"/>
       </w:pPr>
       <w:r>
-        <w:t>[20] Kojima, T., Gu, S. S., Reid, M., Matsuo, Y., &amp; Iwasawa, Y. (2022). Large language models are zero-shot reasoners. In Proceedings of the 36th International Conference on Neural Information Processing Systems (Article 1613).</w:t>
+        <w:t>[21] Wang, B., Min, S., Deng, X., Shen, J., Wu, Y., Zettlemoyer, L., &amp; Sun, H. (2023). Towards understanding chain-of-thought prompting: An empirical study of what matters. In Proceedings of the 61st Annual Meeting of the Association for Computational Linguistics (Volume 1: Long Papers) (pp. 2717-2739).</w:t>
       </w:r>
     </w:p>
     <w:p>
@@ -10071,7 +9788,7 @@
         <w:pStyle w:val="388"/>
       </w:pPr>
       <w:r>
-        <w:t>[21] Wang, X., &amp; Zhou, D. (2024). Chain-of-thought reasoning without prompting. In Proceedings of the 38th International Conference on Neural Information Processing Systems.</w:t>
+        <w:t>[22] Wang, R., Mi, F., Chen, Y., Xue, B., Wang, H., Zhu, Q., Wong, K.-F., &amp; Xu, R. (2024). Role prompting guided domain adaptation with general capability preserve for large language models. In Findings of the Association for Computational Linguistics: NAACL 2024 (pp. 2243-2255).</w:t>
       </w:r>
     </w:p>
     <w:p>
@@ -10079,7 +9796,7 @@
         <w:pStyle w:val="388"/>
       </w:pPr>
       <w:r>
-        <w:t>[22] Wang, B., Min, S., Deng, X., Shen, J., Wu, Y., Zettlemoyer, L., &amp; Sun, H. (2023). Towards understanding chain-of-thought prompting: An empirical study of what matters. In Proceedings of the 61st Annual Meeting of the Association for Computational Linguistics (Volume 1: Long Papers) (pp. 2717-2739).</w:t>
+        <w:t>[23] Kim, J., Yang, N., &amp; Jung, K. (2024). Persona is a double-edged sword: Mitigating the negative impact of role-playing prompts in zero-shot reasoning tasks. arXiv:2408.08631.</w:t>
       </w:r>
     </w:p>
     <w:p>
@@ -10087,7 +9804,7 @@
         <w:pStyle w:val="388"/>
       </w:pPr>
       <w:r>
-        <w:t>[23] Wang, R., Mi, F., Chen, Y., Xue, B., Wang, H., Zhu, Q., Wong, K.-F., &amp; Xu, R. (2024). Role prompting guided domain adaptation with general capability preserve for large language models. In Findings of the Association for Computational Linguistics: NAACL 2024 (pp. 2243-2255).</w:t>
+        <w:t>[24] Zheng, H. S., Mishra, S., Chen, X., Cheng, H.-T., Chi, E. H., Le, Q. V., &amp; Zhou, D. (2024). Take a step back: Evoking reasoning via abstraction in large language models. In The Twelfth International Conference on Learning Representations.</w:t>
       </w:r>
     </w:p>
     <w:p>
@@ -10095,7 +9812,7 @@
         <w:pStyle w:val="388"/>
       </w:pPr>
       <w:r>
-        <w:t>[24] Kim, J., Yang, N., &amp; Jung, K. (2024). Persona is a double-edged sword: Mitigating the negative impact of role-playing prompts in zero-shot reasoning tasks. arXiv:2408.08631.</w:t>
+        <w:t>[25] Coda-Forno, J., Binz, M., Wang, J. X., &amp; Schulz, E. (2024). CogBench: A large language model walks into a psychology lab. In Proceedings of the 41st International Conference on Machine Learning.</w:t>
       </w:r>
     </w:p>
     <w:p>
@@ -10103,7 +9820,7 @@
         <w:pStyle w:val="388"/>
       </w:pPr>
       <w:r>
-        <w:t>[25] Zheng, H. S., Mishra, S., Chen, X., Cheng, H.-T., Chi, E. H., Le, Q. V., &amp; Zhou, D. (2024). Take a step back: Evoking reasoning via abstraction in large language models. In The Twelfth International Conference on Learning Representations.</w:t>
+        <w:t>[26] Yu, Y., Jiang, H., Luo, X., Wu, Q., Lin, C.-Y., Li, D., Yang, Y., Huang, Y., &amp; Qiu, L. (2025). Mitigate position bias in LLMs via scaling a single hidden states channel. In Findings of the Association for Computational Linguistics: ACL 2025 (pp. 6092-6111).</w:t>
       </w:r>
     </w:p>
     <w:p>
@@ -10111,7 +9828,7 @@
         <w:pStyle w:val="388"/>
       </w:pPr>
       <w:r>
-        <w:t>[26] Coda-Forno, J., Binz, M., Wang, J. X., &amp; Schulz, E. (2024). CogBench: A large language model walks into a psychology lab. In Proceedings of the 41st International Conference on Machine Learning.</w:t>
+        <w:t>[27] Liu, N. F., Lin, K., Hewitt, J., Paranjape, A., Bevilacqua, M., Petroni, F., &amp; Liang, P. (2024). Lost in the middle: How language models use long contexts. Transactions of the Association for Computational Linguistics, 12, 157-173.</w:t>
       </w:r>
     </w:p>
     <w:p>
@@ -10119,7 +9836,7 @@
         <w:pStyle w:val="388"/>
       </w:pPr>
       <w:r>
-        <w:t>[27] Yu, Y., Jiang, H., Luo, X., Wu, Q., Lin, C.-Y., Li, D., Yang, Y., Huang, Y., &amp; Qiu, L. (2025). Mitigate position bias in LLMs via scaling a single hidden states channel. In Findings of the Association for Computational Linguistics: ACL 2025 (pp. 6092-6111).</w:t>
+        <w:t>[28] Ramnath, K., Zhou, K., Guan, S., Mishra, S. S., Qi, X., Shen, Z., Wang, S., Woo, S., Jeoung, S., Wang, Y., Wang, H., Ding, H., Lu, Y., Xu, Z., Zhou, Y., Srinivasan, B., Yan, Q., Chen, Y., Ding, H., Xu, P., &amp; Cheong, L. L. (2025). A systematic survey of automatic prompt optimization techniques. arXiv:2502.16923.</w:t>
       </w:r>
     </w:p>
     <w:p>
@@ -10127,7 +9844,7 @@
         <w:pStyle w:val="388"/>
       </w:pPr>
       <w:r>
-        <w:t>[28] Liu, N. F., Lin, K., Hewitt, J., Paranjape, A., Bevilacqua, M., Petroni, F., &amp; Liang, P. (2024). Lost in the middle: How language models use long contexts. Transactions of the Association for Computational Linguistics, 12, 157-173.</w:t>
+        <w:t>[29] Cui, W., Zhang, J., Li, Z., Sun, H., Lopez, D., Das, K., Malin, B. A., &amp; Kumar, S. (2025). Heuristic-based search algorithm in automatic instruction-focused prompt optimization: A survey. In Findings of the Association for Computational Linguistics: ACL 2025 (pp. 22093-22111).</w:t>
       </w:r>
     </w:p>
     <w:p>
@@ -10135,7 +9852,7 @@
         <w:pStyle w:val="388"/>
       </w:pPr>
       <w:r>
-        <w:t>[29] Ramnath, K., Zhou, K., Guan, S., Mishra, S. S., Qi, X., Shen, Z., Wang, S., Woo, S., Jeoung, S., Wang, Y., Wang, H., Ding, H., Lu, Y., Xu, Z., Zhou, Y., Srinivasan, B., Yan, Q., Chen, Y., Ding, H., Xu, P., &amp; Cheong, L. L. (2025). A systematic survey of automatic prompt optimization techniques. arXiv:2502.16923.</w:t>
+        <w:t>[30] Zhou, Y., Muresanu, A. I., Han, Z., Paster, K., Pitis, S., Chan, H., &amp; Ba, J. (2023). Large language models are human-level prompt engineers. In The Eleventh International Conference on Learning Representations.</w:t>
       </w:r>
     </w:p>
     <w:p>
@@ -10143,7 +9860,7 @@
         <w:pStyle w:val="388"/>
       </w:pPr>
       <w:r>
-        <w:t>[30] Cui, W., Zhang, J., Li, Z., Sun, H., Lopez, D., Das, K., Malin, B. A., &amp; Kumar, S. (2025). Heuristic-based search algorithm in automatic instruction-focused prompt optimization: A survey. In Findings of the Association for Computational Linguistics: ACL 2025 (pp. 22093-22111).</w:t>
+        <w:t>[31] Yang, C., Wang, X., Lu, Y., Liu, H., Le, Q. V., Zhou, D., &amp; Chen, X. (2024). Large language models as optimizers. In The Twelfth International Conference on Learning Representations.</w:t>
       </w:r>
     </w:p>
     <w:p>
@@ -10151,7 +9868,7 @@
         <w:pStyle w:val="388"/>
       </w:pPr>
       <w:r>
-        <w:t>[31] Zhou, Y., Muresanu, A. I., Han, Z., Paster, K., Pitis, S., Chan, H., &amp; Ba, J. (2023). Large language models are human-level prompt engineers. In The Eleventh International Conference on Learning Representations.</w:t>
+        <w:t>[32] Agarwal, E., Magazine, R., Singh, J., Dani, V., Ganu, T., &amp; Nambi, A. (2025). PromptWizard: Optimizing prompts via task-aware, feedback-driven self-evolution. In Findings of the Association for Computational Linguistics: ACL 2025 (pp. 19974-20003).</w:t>
       </w:r>
     </w:p>
     <w:p>
@@ -10159,7 +9876,7 @@
         <w:pStyle w:val="388"/>
       </w:pPr>
       <w:r>
-        <w:t>[32] Yang, C., Wang, X., Lu, Y., Liu, H., Le, Q. V., Zhou, D., &amp; Chen, X. (2024). Large language models as optimizers. In The Twelfth International Conference on Learning Representations.</w:t>
+        <w:t>[33] Khattab, O., Singhvi, A., Maheshwari, P., Zhang, Z., Santhanam, K., Vardhamanan, S., Haq, S., Sharma, A., Joshi, T. T., Moazam, H., Miller, H., Zaharia, M., &amp; Potts, C. (2024). DSPy: Compiling declarative language model calls into state-of-the-art pipelines. In The Twelfth International Conference on Learning Representations.</w:t>
       </w:r>
     </w:p>
     <w:p>
@@ -10167,7 +9884,7 @@
         <w:pStyle w:val="388"/>
       </w:pPr>
       <w:r>
-        <w:t>[33] Agarwal, E., Magazine, R., Singh, J., Dani, V., Ganu, T., &amp; Nambi, A. (2025). PromptWizard: Optimizing prompts via task-aware, feedback-driven self-evolution. In Findings of the Association for Computational Linguistics: ACL 2025 (pp. 19974-20003).</w:t>
+        <w:t>[34] Yuksekgonul, M., Bianchi, F., Boen, J., Liu, S., Lu, P., Huang, Z., Guestrin, C., &amp; Zou, J. (2025). Optimizing generative AI by backpropagating language model feedback. Nature, 639, 609-616.</w:t>
       </w:r>
     </w:p>
     <w:p>
@@ -10175,7 +9892,7 @@
         <w:pStyle w:val="388"/>
       </w:pPr>
       <w:r>
-        <w:t>[34] Khattab, O., Singhvi, A., Maheshwari, P., Zhang, Z., Santhanam, K., Vardhamanan, S., Haq, S., Sharma, A., Joshi, T. T., Moazam, H., Miller, H., Zaharia, M., &amp; Potts, C. (2024). DSPy: Compiling declarative language model calls into state-of-the-art pipelines. In The Twelfth International Conference on Learning Representations.</w:t>
+        <w:t>[35] Madaan, A., Tandon, N., Gupta, P., Hallinan, S., Gao, L., Wiegreffe, S., Alon, U., Dziri, N., Prabhumoye, S., Yang, Y., Gupta, S., Majumder, B. P., Hermann, K., Welleck, S., Yazdanbakhsh, A., &amp; Clark, P. (2023). Self-Refine: Iterative refinement with self-feedback. In Thirty-seventh Conference on Neural Information Processing Systems.</w:t>
       </w:r>
     </w:p>
     <w:p>
@@ -10183,7 +9900,7 @@
         <w:pStyle w:val="388"/>
       </w:pPr>
       <w:r>
-        <w:t>[35] Yuksekgonul, M., Bianchi, F., Boen, J., Liu, S., Lu, P., Huang, Z., Guestrin, C., &amp; Zou, J. (2025). Optimizing generative AI by backpropagating language model feedback. Nature, 639, 609-616.</w:t>
+        <w:t>[36] Shinn, N., Cassano, F., Gopinath, A., Narasimhan, K. R., &amp; Yao, S. (2023). Reflexion: Language agents with verbal reinforcement learning. In Thirty-seventh Conference on Neural Information Processing Systems.</w:t>
       </w:r>
     </w:p>
     <w:p>
@@ -10191,7 +9908,7 @@
         <w:pStyle w:val="388"/>
       </w:pPr>
       <w:r>
-        <w:t>[36] Madaan, A., Tandon, N., Gupta, P., Hallinan, S., Gao, L., Wiegreffe, S., Alon, U., Dziri, N., Prabhumoye, S., Yang, Y., Gupta, S., Majumder, B. P., Hermann, K., Welleck, S., Yazdanbakhsh, A., &amp; Clark, P. (2023). Self-Refine: Iterative refinement with self-feedback. In Thirty-seventh Conference on Neural Information Processing Systems.</w:t>
+        <w:t>[37] Ye, Q., Ahmed, M., Pryzant, R., &amp; Khani, F. (2024). Prompt engineering a prompt engineer. In Findings of the Association for Computational Linguistics: ACL 2024 (pp. 355-385).</w:t>
       </w:r>
     </w:p>
     <w:p>
@@ -10199,7 +9916,7 @@
         <w:pStyle w:val="388"/>
       </w:pPr>
       <w:r>
-        <w:t>[37] Shinn, N., Cassano, F., Gopinath, A., Narasimhan, K. R., &amp; Yao, S. (2023). Reflexion: Language agents with verbal reinforcement learning. In Thirty-seventh Conference on Neural Information Processing Systems.</w:t>
+        <w:t>[38] Schulhoff, S., Ilie, M., Balepur, N., Kahadze, K., Liu, A., Si, C., Li, Y., Gupta, A., Han, H., Schulhoff, S., Dulepet, P. S., Vidyadhara, S., Ki, D., Agrawal, S., Pham, C., Kroiz, G. C., Li, F., Tao, H., ... Resnik, P. (2024). The prompt report: A systematic survey of prompting techniques. arXiv:2406.06608.</w:t>
       </w:r>
     </w:p>
     <w:p>
@@ -10207,7 +9924,7 @@
         <w:pStyle w:val="388"/>
       </w:pPr>
       <w:r>
-        <w:t>[38] Ye, Q., Ahmed, M., Pryzant, R., &amp; Khani, F. (2024). Prompt engineering a prompt engineer. In Findings of the Association for Computational Linguistics: ACL 2024 (pp. 355-385).</w:t>
+        <w:t>[39] Sahoo, P., Singh, A. K., Saha, S., Jain, V., Mondal, S., &amp; Chadha, A. (2024). A systematic survey of prompt engineering in large language models: Techniques and applications. arXiv:2402.07927.</w:t>
       </w:r>
     </w:p>
     <w:p>
@@ -10215,7 +9932,7 @@
         <w:pStyle w:val="388"/>
       </w:pPr>
       <w:r>
-        <w:t>[39] Schulhoff, S., Ilie, M., Balepur, N., Kahadze, K., Liu, A., Si, C., Li, Y., Gupta, A., Han, H., Schulhoff, S., Dulepet, P. S., Vidyadhara, S., Ki, D., Agrawal, S., Pham, C., Kroiz, G. C., Li, F., Tao, H., ... Resnik, P. (2024). The prompt report: A systematic survey of prompting techniques. arXiv:2406.06608.</w:t>
+        <w:t>[40] Boonstra, L. (2025). Prompt engineering (Kaggle whitepaper). Google.</w:t>
       </w:r>
     </w:p>
     <w:p>
@@ -10223,7 +9940,7 @@
         <w:pStyle w:val="388"/>
       </w:pPr>
       <w:r>
-        <w:t>[40] Sahoo, P., Singh, A. K., Saha, S., Jain, V., Mondal, S., &amp; Chadha, A. (2024). A systematic survey of prompt engineering in large language models: Techniques and applications. arXiv:2402.07927.</w:t>
+        <w:t>[41] Anthropic. (2025). Prompt engineering overview. Anthropic Documentation.</w:t>
       </w:r>
     </w:p>
     <w:p>
@@ -10231,7 +9948,7 @@
         <w:pStyle w:val="388"/>
       </w:pPr>
       <w:r>
-        <w:t>[41] Boonstra, L. (2025). Prompt engineering (Kaggle whitepaper). Google.</w:t>
+        <w:t>[42] OpenAI. (2025). Best practices for prompt engineering with the OpenAI API. OpenAI Help Center.</w:t>
       </w:r>
     </w:p>
     <w:p>
@@ -10239,7 +9956,7 @@
         <w:pStyle w:val="388"/>
       </w:pPr>
       <w:r>
-        <w:t>[42] Anthropic. (2025). Prompt engineering overview. Anthropic Documentation.</w:t>
+        <w:t>[43] Microsoft. (2025). Prompt engineering techniques. Azure AI Foundry Documentation.</w:t>
       </w:r>
     </w:p>
     <w:p>
@@ -10247,7 +9964,7 @@
         <w:pStyle w:val="388"/>
       </w:pPr>
       <w:r>
-        <w:t>[43] OpenAI. (2025). Best practices for prompt engineering with the OpenAI API. OpenAI Help Center.</w:t>
+        <w:t>[44] Suzgun, M., Scales, N., Schärli, N., Gehrmann, S., Tay, Y., Chung, H. W., Chowdhery, A., Le, Q., Chi, E., Zhou, D., &amp; Wei, J. (2023). Challenging BIG-Bench tasks and whether chain-of-thought can solve them. In Findings of the Association for Computational Linguistics: ACL 2023 (pp. 13003-13051).</w:t>
       </w:r>
     </w:p>
     <w:p>
@@ -10255,7 +9972,7 @@
         <w:pStyle w:val="388"/>
       </w:pPr>
       <w:r>
-        <w:t>[44] Microsoft. (2025). Prompt engineering techniques. Azure AI Foundry Documentation.</w:t>
+        <w:t>[45] Cobbe, K., Kosaraju, V., Bavarian, M., Chen, M., Jun, H., Kaiser, L., Plappert, M., Tworek, J., Hilton, J., Nakano, R., Hesse, C., &amp; Schulman, J. (2021). Training verifiers to solve math word problems. arXiv:2110.14168.</w:t>
       </w:r>
     </w:p>
     <w:p>
@@ -10263,7 +9980,7 @@
         <w:pStyle w:val="388"/>
       </w:pPr>
       <w:r>
-        <w:t>[45] Suzgun, M., Scales, N., Schärli, N., Gehrmann, S., Tay, Y., Chung, H. W., Chowdhery, A., Le, Q., Chi, E., Zhou, D., &amp; Wei, J. (2023). Challenging BIG-Bench tasks and whether chain-of-thought can solve them. In Findings of the Association for Computational Linguistics: ACL 2023 (pp. 13003-13051).</w:t>
+        <w:t>[46] OpenAI. (2025). GPT-3.5 Turbo (model documentation).</w:t>
       </w:r>
     </w:p>
     <w:p>
@@ -10271,7 +9988,7 @@
         <w:pStyle w:val="388"/>
       </w:pPr>
       <w:r>
-        <w:t>[46] Cobbe, K., Kosaraju, V., Bavarian, M., Chen, M., Jun, H., Kaiser, L., Plappert, M., Tworek, J., Hilton, J., Nakano, R., Hesse, C., &amp; Schulman, J. (2021). Training verifiers to solve math word problems. arXiv:2110.14168.</w:t>
+        <w:t>[47] OpenAI. (2025). GPT-4o (model documentation).</w:t>
       </w:r>
     </w:p>
     <w:p>
@@ -10279,23 +9996,7 @@
         <w:pStyle w:val="388"/>
       </w:pPr>
       <w:r>
-        <w:t>[47] OpenAI. (2025). GPT-3.5 Turbo (model documentation).</w:t>
-      </w:r>
-    </w:p>
-    <w:p>
-      <w:pPr>
-        <w:pStyle w:val="388"/>
-      </w:pPr>
-      <w:r>
-        <w:t>[48] OpenAI. (2025). GPT-4o (model documentation).</w:t>
-      </w:r>
-    </w:p>
-    <w:p>
-      <w:pPr>
-        <w:pStyle w:val="388"/>
-      </w:pPr>
-      <w:r>
-        <w:t>[49] Google DeepMind. (2026). Gemini 3.5 Flash-Lite (model documentation).</w:t>
+        <w:t>[48] Google DeepMind. (2026). Gemini 3.5 Flash-Lite (model documentation).</w:t>
       </w:r>
     </w:p>
     <w:sectPr>

--- a/manuscript/AIA_MPIR_manuscript.docx
+++ b/manuscript/AIA_MPIR_manuscript.docx
@@ -659,7 +659,7 @@
           <w:b/>
           <w:sz w:val="18"/>
         </w:rPr>
-        <w:t>Abstract: Large language models (LLMs) are transforming artificial intelligence by enabling systems that can reason, write, and assist with complex tasks, capabilities that are increasingly important for science, education, and everyday applications. Yet these models remain critically dependent on the quality of their input prompts, making prompt design a central bottleneck. Manual prompt engineering, using techniques such as chain-of-thought reasoning and role assignment, can yield high performance but requires expert knowledge and does not scale. Automatic prompt optimization (APO) offers efficiency, but its outputs often lack the structured guidance that makes human-crafted prompts effective. This paper introduces Meta-Prompted Instruction Refinement (MPIR), a framework that refines APO-generated prompts through a seven-criteria rubric, meta-prompted evaluation and refinement, and empirical validation. Extensive experiments on the Big-Bench Hard (BBH) benchmark show that MPIR outperforms its PromptWizard baseline on 16 of 23 tasks, with gains of up to 20 percentage points on individual tasks, and that the same refinement layer improves two further APO methods (Iterative APE and ProTeGi) as well as a different underlying LLM family. These results demonstrate that MPIR bridges human heuristics with automation, making prompt optimization more effective, interpretable, and scalable, while reducing reliance on expert prompt engineering.</w:t>
+        <w:t>Abstract: Large language models (LLMs) are transforming artificial intelligence by enabling systems that can reason, write, and assist with complex tasks, capabilities that are increasingly important for science, education, and everyday applications. Yet these models remain critically dependent on the quality of their input prompts, making prompt design a central bottleneck. Manual prompt engineering, using techniques such as chain-of-thought reasoning and role assignment, can yield high performance but requires expert knowledge and does not scale. Automatic prompt optimization (APO) offers efficiency, but its outputs often lack the structured guidance that makes human-crafted prompts effective. This paper introduces Meta-Prompted Instruction Refinement (MPIR), a lightweight, model-agnostic framework that refines APO-generated prompts through a seven-criteria rubric, meta-prompted evaluation and refinement, and empirical validation—without any additional training, search infrastructure, or access to model internals. Extensive experiments on the Big-Bench Hard (BBH) benchmark show that MPIR outperforms its PromptWizard baseline on 16 of 23 tasks, with gains of up to 20 percentage points on individual tasks, and that the same refinement layer improves two further APO methods (Iterative APE and ProTeGi) as well as a different underlying LLM family. These results demonstrate that a simple, interpretable, post-hoc heuristic layer can meaningfully improve prompts already optimized by heavier automated methods, bridging human heuristics with automation at a fraction of the engineering cost of learned or evolutionary alternatives.</w:t>
       </w:r>
       <w:r>
         <w:rPr>
@@ -898,7 +898,7 @@
     </w:p>
     <w:p>
       <w:r>
-        <w:t>This paper addresses that gap with Meta-Prompted Instruction Refinement (MPIR), a framework that integrates manual prompting heuristics into APO through a structured three-stage cycle of evaluation, refinement, and validation. MPIR functions as a modular layer on top of an existing APO system: it translates heuristics into explicit evaluation criteria, applies meta-prompted revision, and empirically validates each candidate prompt, thereby embedding human-guided design principles into APO-generated prompts without additional human intervention.</w:t>
+        <w:t>This paper addresses that gap with Meta-Prompted Instruction Refinement (MPIR), a framework that integrates manual prompting heuristics into APO through a structured three-stage cycle of evaluation, refinement, and validation. MPIR functions as a modular layer on top of an existing APO system: it translates heuristics into explicit evaluation criteria, applies meta-prompted revision, and empirically validates each candidate prompt, thereby embedding human-guided design principles into APO-generated prompts without additional human intervention. Unlike the increasingly elaborate evolutionary, reinforcement-learning, and multi-agent machinery pursued elsewhere in this space (Section 2.5), MPIR asks how much of that benefit is recoverable from a fixed, interpretable checklist and a small, fixed number of meta-prompting calls—deliberately inexpensive to add on top of whatever APO pipeline a practitioner already has.</w:t>
       </w:r>
     </w:p>
     <w:p>
@@ -914,10 +914,10 @@
         <w:rPr>
           <w:b/>
         </w:rPr>
-        <w:t xml:space="preserve">To develop a structured rubric for prompt evaluation. </w:t>
-      </w:r>
-      <w:r>
-        <w:t>We formalize established manual prompting heuristics into a seven-criteria framework for systematically evaluating APO-generated prompts.</w:t>
+        <w:t xml:space="preserve">To develop a structured rubric for prompt evaluation: </w:t>
+      </w:r>
+      <w:r>
+        <w:t>formalizing established manual prompting heuristics into a seven-criteria framework.</w:t>
       </w:r>
     </w:p>
     <w:p>
@@ -928,10 +928,10 @@
         <w:rPr>
           <w:b/>
         </w:rPr>
-        <w:t xml:space="preserve">To evaluate whether meta-prompted refinement improves APO-generated prompts. </w:t>
-      </w:r>
-      <w:r>
-        <w:t>MPIR applies rubric-guided feedback to iteratively refine prompts and empirically measures the resulting effectiveness on benchmark tasks.</w:t>
+        <w:t xml:space="preserve">To evaluate whether meta-prompted refinement improves APO-generated prompts: </w:t>
+      </w:r>
+      <w:r>
+        <w:t>applying rubric-guided feedback to iteratively refine and empirically validate prompts.</w:t>
       </w:r>
     </w:p>
     <w:p>
@@ -942,10 +942,10 @@
         <w:rPr>
           <w:b/>
         </w:rPr>
-        <w:t xml:space="preserve">To investigate the generalizability and modularity of heuristic-guided refinement. </w:t>
-      </w:r>
-      <w:r>
-        <w:t>We examine whether MPIR functions as a modular refinement layer across different APO frameworks and across different underlying LLMs, while maintaining consistent gains.</w:t>
+        <w:t xml:space="preserve">To investigate the generalizability and modularity of heuristic-guided refinement: </w:t>
+      </w:r>
+      <w:r>
+        <w:t>testing MPIR as a layer across different APO frameworks and underlying LLMs.</w:t>
       </w:r>
     </w:p>
     <w:p>
@@ -956,10 +956,10 @@
         <w:rPr>
           <w:b/>
         </w:rPr>
-        <w:t xml:space="preserve">To investigate how individual prompting heuristics contribute to performance. </w:t>
-      </w:r>
-      <w:r>
-        <w:t>Through targeted ablations on representative BBH tasks, we quantify how each rubric criterion contributes to refinement outcomes.</w:t>
+        <w:t xml:space="preserve">To investigate how individual prompting heuristics contribute to performance: </w:t>
+      </w:r>
+      <w:r>
+        <w:t>quantifying each rubric criterion's contribution via targeted ablations.</w:t>
       </w:r>
     </w:p>
     <w:p>
@@ -1045,6 +1045,24 @@
     <w:p>
       <w:r>
         <w:t>Important gaps remain, however. When heuristics are used at all, they are typically injected at initialization [16] or loosely during optimization [13] rather than treated as an independent stage, so their contribution is difficult to attribute to measurable gains. Current approaches also rarely address LLMs' sensitivity to subtle phrasing differences [6], so reported improvements may not consistently transfer to task outcomes. Meta-prompting thus expands automation but still lacks a structured integration of heuristic knowledge. MPIR differs from its two closest relatives in this respect. PE2 is itself a complete, self-contained optimizer that formalizes one evaluation-refinement loop; it does not layer onto an already-optimized prompt from another APO system, nor does it select among candidates using a held-out validation score. PROPEL instead bakes a large set of expert-derived principles into a single refinement pass as implicit priors, rather than scoring a prompt against each principle explicitly and iterating multiple evaluation-refinement-validation cycles until an empirically best candidate is found. MPIR's contribution is precisely this combination—an explicit, criterion-by-criterion rubric, applied as a separate stage on top of an existing APO output, with iterative empirical validation deciding which candidate survives—rather than any single component in isolation.</w:t>
+      </w:r>
+    </w:p>
+    <w:p>
+      <w:r>
+        <w:t>A closely related recent approach applies the same two-stage pattern—run a search-based optimizer, then locally refine its output—to few-shot relation extraction, using gradient- or attribution-style editing for the second stage rather than a fixed heuristic rubric scored by an LLM judge, and without testing generality across multiple upstream APO methods or backbone models [38]. MPIR shares its premise (a first-stage optimizer leaves room for post-hoc improvement) but differs in mechanism (a human-authored, criterion-by-criterion rubric evaluated by meta-prompting rather than local gradient-style edits) and in scope (evaluated across three upstream APO methods and two model families on a general reasoning benchmark rather than one task and one optimizer).</w:t>
+      </w:r>
+    </w:p>
+    <w:p>
+      <w:pPr>
+        <w:pStyle w:val="4"/>
+      </w:pPr>
+      <w:r>
+        <w:t>2.5. The Shifting Frontier of Prompt Optimization</w:t>
+      </w:r>
+    </w:p>
+    <w:p>
+      <w:r>
+        <w:t>Since the meta-prompting and heuristic-guided methods above were introduced, prompt optimization has fragmented into more elaborate directions: evolutionary search with natural-language reflection, shown to outperform reinforcement-learning-based optimization with far fewer rollouts [39]; reinforcement learning directly over edit actions; multi-agent debate and tournament-style Elo ratings as richer fitness functions than single-judge scoring [40]; explicit error taxonomies that guide refinement top-down rather than through a fixed checklist [41]; and prompt format, not just content, as its own optimization axis [42]. A recent survey frames the area through an optimization-theoretic lens [43], and there is growing interest in learned or instance-adaptive rubrics that replace fixed, human-authored criteria such as MPIR's seven. Relative to this frontier, MPIR's rubric is not the most sophisticated available mechanism; its contribution is instead that a small, interpretable, model-agnostic, and inexpensive post-hoc layer captures a meaningful share of the benefit these heavier methods pursue, without their training, search infrastructure, or per-task tuning cost—a different point on the cost-versus-sophistication trade-off, not a claim to surpass it.</w:t>
       </w:r>
     </w:p>
     <w:p>
@@ -1335,7 +1353,7 @@
     </w:p>
     <w:p>
       <w:r>
-        <w:t>The rubric combines insights from academic research, industry practice, and iterative experimentation. Research provides a diverse catalog of prompting strategies [38, 39], while industry contributes large-scale validation from deployed systems and user bases [40, 41, 42, 43]; iterative testing then refined these insights into a form that generalizes across tasks. The resulting seven criteria are intentionally ordered as a coherent progression—from role framing and conceptual grounding, through structured reasoning and exemplification, to task closure—turning heuristics into a systematic framework for improving prompt quality:</w:t>
+        <w:t>The rubric combines insights from academic research, industry practice, and iterative experimentation. Research provides a diverse catalog of prompting strategies [44, 45], while industry contributes large-scale validation from deployed systems and user bases [46, 47, 48, 49]; iterative testing then refined these insights into a form that generalizes across tasks. The resulting seven criteria are intentionally ordered as a coherent progression—from role framing and conceptual grounding, through structured reasoning and exemplification, to task closure—turning heuristics into a systematic framework for improving prompt quality:</w:t>
       </w:r>
     </w:p>
     <w:p>
@@ -1850,7 +1868,7 @@
     </w:p>
     <w:p>
       <w:r>
-        <w:t>This paper uses Big-Bench Hard (BBH) as the evaluation benchmark [44]. BBH comprises 23 tasks (27 subtasks) spanning algorithmic and multistep arithmetic reasoning, natural language understanding, world knowledge, and multilingual reasoning, with about 6,511 examples in total (roughly 250 per task). Its tasks are instruction-following in nature and were selected specifically for their difficulty, making BBH well suited for measuring gains from prompt optimization.</w:t>
+        <w:t>This paper uses Big-Bench Hard (BBH) as the evaluation benchmark [50]. BBH comprises 23 tasks (27 subtasks) spanning algorithmic and multistep arithmetic reasoning, natural language understanding, world knowledge, and multilingual reasoning, with about 6,511 examples in total (roughly 250 per task). Its tasks are instruction-following in nature and were selected specifically for their difficulty, making BBH well suited for measuring gains from prompt optimization.</w:t>
       </w:r>
     </w:p>
     <w:p>
@@ -2167,7 +2185,7 @@
     </w:p>
     <w:p>
       <w:r>
-        <w:t>To further evaluate generalization, MPIR is also applied to APE [30] and ProTeGi [14]. Since neither method generates few-shot reasoning examples the way PromptWizard does, both use the same three chain-of-thought exemplars written by the BBH benchmark authors [45]; the resulting prompts are refined with MPIR and evaluated under identical conditions.</w:t>
+        <w:t>To further evaluate generalization, MPIR is also applied to APE [30] and ProTeGi [14]. Since neither method generates few-shot reasoning examples the way PromptWizard does, both use the same three chain-of-thought exemplars written by the BBH benchmark authors [51]; the resulting prompts are refined with MPIR and evaluated under identical conditions.</w:t>
       </w:r>
     </w:p>
     <w:p>
@@ -2203,7 +2221,7 @@
         <w:t xml:space="preserve">Expert-crafted prompting (few-shot CoT). </w:t>
       </w:r>
       <w:r>
-        <w:t>An expert-augmented ceiling using the task description, “Let's think step by step,” and three chain-of-thought exemplars written by the BBH benchmark authors [44]; unlike MPIR, this approach is not scalable and requires substantial human effort.</w:t>
+        <w:t>An expert-augmented ceiling using the task description, “Let's think step by step,” and three chain-of-thought exemplars written by the BBH benchmark authors [50]; unlike MPIR, this approach is not scalable and requires substantial human effort.</w:t>
       </w:r>
     </w:p>
     <w:p>
@@ -2229,7 +2247,7 @@
     </w:p>
     <w:p>
       <w:r>
-        <w:t>GPT-3.5-turbo [46] serves as the target model for all benchmark tasks, both as the backbone of the PromptWizard baseline and for MPIR's validation stage, ensuring a consistent evaluation environment. MPIR's meta-prompting stages—evaluation and refinement—use the more capable GPT-4o [47] to provide expert-level feedback.</w:t>
+        <w:t>GPT-3.5-turbo [52] serves as the target model for all benchmark tasks, both as the backbone of the PromptWizard baseline and for MPIR's validation stage, ensuring a consistent evaluation environment. MPIR's meta-prompting stages—evaluation and refinement—use the more capable GPT-4o [53] to provide expert-level feedback.</w:t>
       </w:r>
     </w:p>
     <w:p>
@@ -6674,7 +6692,7 @@
     </w:p>
     <w:p>
       <w:r>
-        <w:t>Table 2 shows a directionally positive but not statistically significant improvement over PromptWizard: MPIR reaches an average accuracy of 64.37%, versus 62.39% for PromptWizard, a difference of 1.97 percentage points. A bootstrap resampling analysis across BBH tasks (10,000 iterations) gives a 95% confidence interval of [−0.46, 4.70] for this difference; because the interval includes zero, this task-level average improvement cannot be considered statistically significant at conventional thresholds, and we report it as such rather than as an established effect. The more robust evidence for MPIR comes from its consistency across individual tasks—it outperforms PromptWizard on 16 of 23 tasks, with several gains of 10-20 points—and from the free rewrite baseline, which reaches only 57.15% on average, well below both PromptWizard and MPIR. Together, these results indicate that MPIR's per-task gains are attributable to its structured seven-criteria rubric rather than simply to GPT-4o's general rewriting ability, even though the pooled average improvement should be read as a promising trend rather than a confirmed effect; Section 6 revisits this as a limitation.</w:t>
+        <w:t>Table 2 shows a directionally positive but not conclusively significant improvement over PromptWizard: MPIR reaches an average accuracy of 64.37%, versus 62.39% for PromptWizard, a difference of 1.97 percentage points, with a 95% bootstrap confidence interval of [−0.46, 4.70] (10,000 resamples over the 23 tasks) that includes zero. Because the 23 tasks form matched pairs of heterogeneous difficulty rather than an unpaired sample, we follow standard practice for this design [54, 55] and supplement the bootstrap CI with three paired analyses of the same 23 task-level differences. A paired Wilcoxon signed-rank test is not significant (W = 83.0, p = 0.158), and a two-sided exact sign test on the win/loss count (16 wins, 6 losses, 1 tie) is borderline (p = 0.052; one-sided p = 0.026). The paired effect size is small-to-moderate (Cohen's dz = 0.30). We report all three rather than selecting the most favorable one: together they indicate a real but modest and not fully conclusive effect, consistent with typical statistical power at this task count [56], rather than an established, strongly significant improvement. The more robust evidence for MPIR is qualitative and structural—its consistency across individual tasks (16 of 23, with several gains of 10-20 points), across three different APO frameworks (Section 5.2.2), and across two model families (Section 5.2.3)—together with the free rewrite baseline, which reaches only 57.15% on average, well below both PromptWizard and MPIR. Together, these results indicate that MPIR's per-task gains are attributable to its structured seven-criteria rubric rather than simply to GPT-4o's general rewriting ability, even though the pooled average improvement should be read as a promising, consistent trend rather than a statistically confirmed effect; Section 6 revisits this as a limitation.</w:t>
       </w:r>
     </w:p>
     <w:p>
@@ -6700,7 +6718,7 @@
     </w:p>
     <w:p>
       <w:r>
-        <w:t>To test MPIR under a different model family, we repeated the experiment with Gemini 3.5 Flash-Lite [48] as both the target model and the meta-prompting model (Table 4). The baseline already achieves a high average accuracy of 92%, leaving limited room for improvement, and MPIR maintains the same rounded average after refinement. The most noticeable gains occur where baseline accuracy was around 70%: causal_judgement improves from 70% to 75%, disambiguation_qa from 77% to 80%, and dyck_languages from 72% to 75%. Tasks already near-perfect before refinement, such as sports_understanding and multistep_arithmetic_two, show little room for further gains and occasionally a slight decline—suggesting MPIR is most effective when the baseline prompt still has meaningful reasoning weaknesses to correct.</w:t>
+        <w:t>To test MPIR under a different model family, we repeated the experiment with Gemini 3.5 Flash-Lite [57] as both the target model and the meta-prompting model (Table 4). The baseline already achieves a high average accuracy of 92%, leaving limited room for improvement, and MPIR maintains the same rounded average after refinement. The most noticeable gains occur where baseline accuracy was around 70%: causal_judgement improves from 70% to 75%, disambiguation_qa from 77% to 80%, and dyck_languages from 72% to 75%. Tasks already near-perfect before refinement, such as sports_understanding and multistep_arithmetic_two, show little room for further gains and occasionally a slight decline—suggesting MPIR is most effective when the baseline prompt still has meaningful reasoning weaknesses to correct.</w:t>
       </w:r>
     </w:p>
     <w:p>
@@ -7281,7 +7299,7 @@
     </w:p>
     <w:p>
       <w:r>
-        <w:t>MPIR also improves interpretability by embedding human-inspired structure, clarifying reasoning context, and filtering out details that could distract the model. In hyperbaton, PromptWizard's baseline prompt mixed background explanation with task directives in a single block, whereas MPIR separated it into a context section defining the role and purpose and an instruction section with explicit, numbered steps, helping the model distinguish framing from required actions. In web_of_lies, PromptWizard's vague instruction (“How can we systematically analyze the statements to determine the truthfulness of each individual in the scenario?”) became, after MPIR, an explicit role and goal statement (“You are a logical analyst tasked with evaluating the truthfulness of statements made by individuals in a given scenario...”), and similar edits elsewhere removed distracting, task-irrelevant instructions that had been reducing output quality.</w:t>
+        <w:t>MPIR also improves interpretability by embedding human-inspired structure, clarifying reasoning context, and filtering out details that could distract the model. In hyperbaton, PromptWizard's baseline prompt mixed background explanation with task directives in a single block, whereas MPIR separated it into a context section and a numbered instruction section, helping the model distinguish framing from required actions; similar edits elsewhere (e.g., recasting a vague instruction in web_of_lies into an explicit role-and-goal statement) removed distracting, task-irrelevant content that had been reducing output quality.</w:t>
       </w:r>
     </w:p>
     <w:p>
@@ -9503,12 +9521,12 @@
     </w:p>
     <w:p>
       <w:r>
-        <w:t>This paper introduced Meta-Prompted Instruction Refinement (MPIR), a framework that integrates manual prompting heuristics into automatic prompt optimization through a structured cycle of evaluation, refinement, and validation. It asks whether human-inspired prompting heuristics can be systematically integrated into APO systems to improve prompt quality while preserving the scalability of automated optimization. Experiments on Big-Bench Hard show that rubric-guided meta-prompt refinement can improve APO-generated prompts across multiple tasks and APO frameworks, and that MPIR is particularly effective for structured, rule-based reasoning tasks, where heuristic-guided refinement yields clearer and more reliable reasoning.</w:t>
+        <w:t>This paper introduced Meta-Prompted Instruction Refinement (MPIR), a lightweight, model-agnostic framework that integrates manual prompting heuristics into automatic prompt optimization through a structured cycle of evaluation, refinement, and validation. It asks whether human-inspired prompting heuristics can be systematically integrated into APO systems to improve prompt quality while preserving the scalability of automated optimization, and does so deliberately without the additional training, search infrastructure, or per-task tuning that increasingly elaborate 2025-2026 prompt-optimization methods require (Section 2.5). Experiments on Big-Bench Hard show that rubric-guided meta-prompt refinement can improve APO-generated prompts across multiple tasks and APO frameworks, and that MPIR is particularly effective for structured, rule-based reasoning tasks, where heuristic-guided refinement yields clearer and more reliable reasoning.</w:t>
       </w:r>
     </w:p>
     <w:p>
       <w:r>
-        <w:t>This study also has limitations. Most importantly, the average gain over the PromptWizard baseline is modest and, at the task-population level, not statistically significant: its 95% bootstrap confidence interval spans zero (Section 5.2.1). We therefore treat that pooled result as a promising trend rather than a confirmed effect, and rely more heavily on the per-task win rate (16 of 23 tasks) and on the consistent, replicated pattern across three APO frameworks and two model families as the stronger evidence for MPIR's contribution. Relatedly, all reported results come from a single run per condition at temperature 0 rather than repeated trials with varying seeds, so our confidence intervals capture variance across BBH tasks but not run-to-run variance in the optimization process itself; repeated-trial estimates of that variance are an important direction for follow-up work. To keep the comparison fair, MPIR also reuses PromptWizard's optimization examples during validation, which may introduce evaluation bias, and the seven-criteria rubric was developed in close proximity to the BBH tasks themselves, which may introduce construct dependence and limit generalizability to other benchmark families. The quality of MPIR's refined prompts remains partially bounded by the quality of the prompts and examples produced by the underlying APO framework. Finally, because MPIR depends on versioned commercial APIs (GPT-3.5-turbo, GPT-4o, Gemini 3.5 Flash-Lite), exact reproducibility is subject to provider-side model updates and deprecations outside the authors' control.</w:t>
+        <w:t>This study also has limitations. Most importantly, the average gain over the PromptWizard baseline is modest and not conclusively significant by any single test: its 95% bootstrap confidence interval spans zero, a paired Wilcoxon signed-rank test is not significant, and a sign test on the win/loss count is borderline (Section 5.2.1). We therefore treat the pooled result as a promising trend rather than a confirmed effect, and rely more heavily on the per-task win rate (16 of 23 tasks) and on the consistent, replicated pattern across three APO frameworks and two model families as the stronger evidence for MPIR's contribution—a pattern consistent with the modest statistical power that a 23-task evaluation affords [56]. Relatedly, all reported results come from a single run per condition at temperature 0 rather than repeated trials with varying seeds, so our confidence intervals capture variance across BBH tasks but not run-to-run variance in the optimization process itself. This is a common gap in the prompt-optimization literature rather than one unique to this work—most published APO methods, including the PromptWizard baseline used here, report single-seed results [28]—but recent evidence that LLM evaluations can be brittle across repeated prompts and prompt variants [6, 58] makes repeated-trial estimates of that variance an important direction for follow-up work. To keep the comparison fair, MPIR also reuses PromptWizard's optimization examples during validation, which may introduce evaluation bias, and the seven-criteria rubric was developed in close proximity to the BBH tasks themselves, which may introduce construct dependence and limit generalizability to other benchmark families. The quality of MPIR's refined prompts remains partially bounded by the quality of the prompts and examples produced by the underlying APO framework. Finally, because MPIR depends on versioned commercial APIs, exact reproducibility is subject to provider-side model updates and deprecations outside the authors' control; notably, GPT-3.5-turbo, the target model used for our primary results (chosen for comparability with the PromptWizard baseline), is scheduled for retirement from the OpenAI API on October 23, 2026 [59], after which reproducing these exact numbers will require a pinned legacy deployment or a re-run on its successor.</w:t>
       </w:r>
     </w:p>
     <w:p>
@@ -9916,7 +9934,7 @@
         <w:pStyle w:val="388"/>
       </w:pPr>
       <w:r>
-        <w:t>[38] Schulhoff, S., Ilie, M., Balepur, N., Kahadze, K., Liu, A., Si, C., Li, Y., Gupta, A., Han, H., Schulhoff, S., Dulepet, P. S., Vidyadhara, S., Ki, D., Agrawal, S., Pham, C., Kroiz, G. C., Li, F., Tao, H., ... Resnik, P. (2024). The prompt report: A systematic survey of prompting techniques. arXiv:2406.06608.</w:t>
+        <w:t>[38] Chakma, A., Surdeanu, M., &amp; Blanco, E. (2026). Two-stage prompt optimization for few-shot relation extraction: From reasoning-guided search to gradient-guided refinement. arXiv:2606.29639.</w:t>
       </w:r>
     </w:p>
     <w:p>
@@ -9924,7 +9942,7 @@
         <w:pStyle w:val="388"/>
       </w:pPr>
       <w:r>
-        <w:t>[39] Sahoo, P., Singh, A. K., Saha, S., Jain, V., Mondal, S., &amp; Chadha, A. (2024). A systematic survey of prompt engineering in large language models: Techniques and applications. arXiv:2402.07927.</w:t>
+        <w:t>[39] Agrawal, L. A., Tan, S., Soylu, D., Ziems, N., Khare, R., Opsahl-Ong, K., Singhvi, A., Shandilya, H., Ryan, M. J., Jiang, M., Potts, C., Sen, K., Dimakis, A. G., Stoica, I., Klein, D., Zaharia, M., &amp; Khattab, O. (2026). GEPA: Reflective prompt evolution can outperform reinforcement learning. In Proceedings of the International Conference on Learning Representations.</w:t>
       </w:r>
     </w:p>
     <w:p>
@@ -9932,7 +9950,7 @@
         <w:pStyle w:val="388"/>
       </w:pPr>
       <w:r>
-        <w:t>[40] Boonstra, L. (2025). Prompt engineering (Kaggle whitepaper). Google.</w:t>
+        <w:t>[40] Nair, A., Banerjee, A., Mombaerts, L., Hagen, M., &amp; Borogovac, T. (2025). Tournament of prompts: Evolving LLM instructions through structured debates and Elo ratings. In KDD 2025 Workshop on Prompt Optimization.</w:t>
       </w:r>
     </w:p>
     <w:p>
@@ -9940,7 +9958,7 @@
         <w:pStyle w:val="388"/>
       </w:pPr>
       <w:r>
-        <w:t>[41] Anthropic. (2025). Prompt engineering overview. Anthropic Documentation.</w:t>
+        <w:t>[41] Singh, M., Yadav, V., &amp; Blanco, E. (2026). Error taxonomy-guided prompt optimization. arXiv:2602.00997.</w:t>
       </w:r>
     </w:p>
     <w:p>
@@ -9948,7 +9966,7 @@
         <w:pStyle w:val="388"/>
       </w:pPr>
       <w:r>
-        <w:t>[42] OpenAI. (2025). Best practices for prompt engineering with the OpenAI API. OpenAI Help Center.</w:t>
+        <w:t>[42] Liu, Y., Xu, J., Zhang, L. L., Chen, Q., Feng, X., Chen, Y., Guo, Z., Yang, Y., &amp; Cheng, P. (2025). Beyond prompt content: Enhancing LLM performance via content-format integrated prompt optimization. arXiv:2502.04295.</w:t>
       </w:r>
     </w:p>
     <w:p>
@@ -9956,7 +9974,7 @@
         <w:pStyle w:val="388"/>
       </w:pPr>
       <w:r>
-        <w:t>[43] Microsoft. (2025). Prompt engineering techniques. Azure AI Foundry Documentation.</w:t>
+        <w:t>[43] Li, W., Wang, X., Li, W., &amp; Jin, B. (2025). A survey of automatic prompt engineering: An optimization perspective. arXiv:2502.11560.</w:t>
       </w:r>
     </w:p>
     <w:p>
@@ -9964,7 +9982,7 @@
         <w:pStyle w:val="388"/>
       </w:pPr>
       <w:r>
-        <w:t>[44] Suzgun, M., Scales, N., Schärli, N., Gehrmann, S., Tay, Y., Chung, H. W., Chowdhery, A., Le, Q., Chi, E., Zhou, D., &amp; Wei, J. (2023). Challenging BIG-Bench tasks and whether chain-of-thought can solve them. In Findings of the Association for Computational Linguistics: ACL 2023 (pp. 13003-13051).</w:t>
+        <w:t>[44] Schulhoff, S., Ilie, M., Balepur, N., Kahadze, K., Liu, A., Si, C., Li, Y., Gupta, A., Han, H., Schulhoff, S., Dulepet, P. S., Vidyadhara, S., Ki, D., Agrawal, S., Pham, C., Kroiz, G. C., Li, F., Tao, H., ... Resnik, P. (2024). The prompt report: A systematic survey of prompting techniques. arXiv:2406.06608.</w:t>
       </w:r>
     </w:p>
     <w:p>
@@ -9972,7 +9990,7 @@
         <w:pStyle w:val="388"/>
       </w:pPr>
       <w:r>
-        <w:t>[45] Cobbe, K., Kosaraju, V., Bavarian, M., Chen, M., Jun, H., Kaiser, L., Plappert, M., Tworek, J., Hilton, J., Nakano, R., Hesse, C., &amp; Schulman, J. (2021). Training verifiers to solve math word problems. arXiv:2110.14168.</w:t>
+        <w:t>[45] Sahoo, P., Singh, A. K., Saha, S., Jain, V., Mondal, S., &amp; Chadha, A. (2024). A systematic survey of prompt engineering in large language models: Techniques and applications. arXiv:2402.07927.</w:t>
       </w:r>
     </w:p>
     <w:p>
@@ -9980,7 +9998,7 @@
         <w:pStyle w:val="388"/>
       </w:pPr>
       <w:r>
-        <w:t>[46] OpenAI. (2025). GPT-3.5 Turbo (model documentation).</w:t>
+        <w:t>[46] Boonstra, L. (2025). Prompt engineering (Kaggle whitepaper). Google.</w:t>
       </w:r>
     </w:p>
     <w:p>
@@ -9988,7 +10006,7 @@
         <w:pStyle w:val="388"/>
       </w:pPr>
       <w:r>
-        <w:t>[47] OpenAI. (2025). GPT-4o (model documentation).</w:t>
+        <w:t>[47] Anthropic. (2025). Prompt engineering overview. Anthropic Documentation.</w:t>
       </w:r>
     </w:p>
     <w:p>
@@ -9996,7 +10014,95 @@
         <w:pStyle w:val="388"/>
       </w:pPr>
       <w:r>
-        <w:t>[48] Google DeepMind. (2026). Gemini 3.5 Flash-Lite (model documentation).</w:t>
+        <w:t>[48] OpenAI. (2025). Best practices for prompt engineering with the OpenAI API. OpenAI Help Center.</w:t>
+      </w:r>
+    </w:p>
+    <w:p>
+      <w:pPr>
+        <w:pStyle w:val="388"/>
+      </w:pPr>
+      <w:r>
+        <w:t>[49] Microsoft. (2025). Prompt engineering techniques. Azure AI Foundry Documentation.</w:t>
+      </w:r>
+    </w:p>
+    <w:p>
+      <w:pPr>
+        <w:pStyle w:val="388"/>
+      </w:pPr>
+      <w:r>
+        <w:t>[50] Suzgun, M., Scales, N., Schärli, N., Gehrmann, S., Tay, Y., Chung, H. W., Chowdhery, A., Le, Q., Chi, E., Zhou, D., &amp; Wei, J. (2023). Challenging BIG-Bench tasks and whether chain-of-thought can solve them. In Findings of the Association for Computational Linguistics: ACL 2023 (pp. 13003-13051).</w:t>
+      </w:r>
+    </w:p>
+    <w:p>
+      <w:pPr>
+        <w:pStyle w:val="388"/>
+      </w:pPr>
+      <w:r>
+        <w:t>[51] Cobbe, K., Kosaraju, V., Bavarian, M., Chen, M., Jun, H., Kaiser, L., Plappert, M., Tworek, J., Hilton, J., Nakano, R., Hesse, C., &amp; Schulman, J. (2021). Training verifiers to solve math word problems. arXiv:2110.14168.</w:t>
+      </w:r>
+    </w:p>
+    <w:p>
+      <w:pPr>
+        <w:pStyle w:val="388"/>
+      </w:pPr>
+      <w:r>
+        <w:t>[52] OpenAI. (2025). GPT-3.5 Turbo (model documentation).</w:t>
+      </w:r>
+    </w:p>
+    <w:p>
+      <w:pPr>
+        <w:pStyle w:val="388"/>
+      </w:pPr>
+      <w:r>
+        <w:t>[53] OpenAI. (2025). GPT-4o (model documentation).</w:t>
+      </w:r>
+    </w:p>
+    <w:p>
+      <w:pPr>
+        <w:pStyle w:val="388"/>
+      </w:pPr>
+      <w:r>
+        <w:t>[54] Demšar, J. (2006). Statistical comparisons of classifiers over multiple data sets. Journal of Machine Learning Research, 7(1), 1-30.</w:t>
+      </w:r>
+    </w:p>
+    <w:p>
+      <w:pPr>
+        <w:pStyle w:val="388"/>
+      </w:pPr>
+      <w:r>
+        <w:t>[55] Dror, R., Baumer, G., Shlomov, S., &amp; Reichart, R. (2018). The Hitchhiker's Guide to testing statistical significance in natural language processing. In Proceedings of the 56th Annual Meeting of the Association for Computational Linguistics (Volume 1: Long Papers) (pp. 1383-1392).</w:t>
+      </w:r>
+    </w:p>
+    <w:p>
+      <w:pPr>
+        <w:pStyle w:val="388"/>
+      </w:pPr>
+      <w:r>
+        <w:t>[56] Card, D., Henderson, P., Khandelwal, U., Jia, R., Mahowald, K., &amp; Jurafsky, D. (2020). With little power comes great responsibility. In Proceedings of the 2020 Conference on Empirical Methods in Natural Language Processing (pp. 9263-9274).</w:t>
+      </w:r>
+    </w:p>
+    <w:p>
+      <w:pPr>
+        <w:pStyle w:val="388"/>
+      </w:pPr>
+      <w:r>
+        <w:t>[57] Google DeepMind. (2026). Gemini 3.5 Flash-Lite (model documentation).</w:t>
+      </w:r>
+    </w:p>
+    <w:p>
+      <w:pPr>
+        <w:pStyle w:val="388"/>
+      </w:pPr>
+      <w:r>
+        <w:t>[58] Mizrahi, M., Kaplan, G., Malkin, D., Dror, R., Shahaf, D., &amp; Stanovsky, G. (2024). State of what art? A call for multi-prompt LLM evaluation. Transactions of the Association for Computational Linguistics, 12, 933-949.</w:t>
+      </w:r>
+    </w:p>
+    <w:p>
+      <w:pPr>
+        <w:pStyle w:val="388"/>
+      </w:pPr>
+      <w:r>
+        <w:t>[59] OpenAI. (2026). Deprecations. OpenAI API documentation.</w:t>
       </w:r>
     </w:p>
     <w:sectPr>

--- a/manuscript/AIA_MPIR_manuscript.docx
+++ b/manuscript/AIA_MPIR_manuscript.docx
@@ -707,7 +707,7 @@
           <w:b/>
           <w:sz w:val="18"/>
         </w:rPr>
-        <w:t>Keywords: Prompt engineering, meta-prompting, prompt optimization, large language models, automatic prompt optimization, Big-Bench Hard</w:t>
+        <w:t>Keywords: Prompt engineering, meta-prompting, automatic prompt optimization, large language models, Big-Bench Hard</w:t>
       </w:r>
       <w:r>
         <w:rPr>
@@ -9552,7 +9552,7 @@
         <w:pStyle w:val="3"/>
       </w:pPr>
       <w:r>
-        <w:t>Funding Support</w:t>
+        <w:t>Funding</w:t>
       </w:r>
     </w:p>
     <w:p>
@@ -9578,7 +9578,7 @@
         <w:pStyle w:val="3"/>
       </w:pPr>
       <w:r>
-        <w:t>Conflicts of Interest</w:t>
+        <w:t>Declaration of Competing Interest</w:t>
       </w:r>
     </w:p>
     <w:p>

--- a/manuscript/AIA_MPIR_manuscript.docx
+++ b/manuscript/AIA_MPIR_manuscript.docx
@@ -462,7 +462,7 @@
         <w:rPr>
           <w:i/>
         </w:rPr>
-        <w:t>3 School of Computing Technologies, RMIT University, Melbourne, Australia.</w:t>
+        <w:t>3 Millenia Education, Ho Chi Minh City, Vietnam.</w:t>
       </w:r>
       <w:r>
         <w:rPr>

--- a/manuscript/AIA_MPIR_manuscript.docx
+++ b/manuscript/AIA_MPIR_manuscript.docx
@@ -495,7 +495,7 @@
           <w:szCs w:val="15"/>
           <w:lang w:bidi="ar-SA"/>
         </w:rPr>
-        <w:t>*Corresponding author: Quang-Vinh Dang, British University Vietnam, Hung Yen, Vietnam. Email: ai-data-ai-presales@smartosc.com</w:t>
+        <w:t>*Corresponding author: Quang-Vinh Dang, British University Vietnam, Hung Yen, Vietnam. Email: vinh.dq4@buv.edu.vn</w:t>
       </w:r>
       <w:r>
         <w:rPr>
